--- a/Knowledge/3-Work knowledge/1-Software Engineering/1-Software Engineering Fundamentals/5-My Source/1-Network and Computer Network.docx
+++ b/Knowledge/3-Work knowledge/1-Software Engineering/1-Software Engineering Fundamentals/5-My Source/1-Network and Computer Network.docx
@@ -67,7 +67,6 @@
         </w:rPr>
         <w:t xml:space="preserve">: </w:t>
       </w:r>
-      <w:proofErr w:type="spellStart"/>
       <w:r>
         <w:rPr>
           <w:rFonts w:ascii="Arial" w:eastAsia="Arial" w:hAnsi="Arial"/>
@@ -75,188 +74,127 @@
           <w:sz w:val="22"/>
           <w:shd w:val="clear" w:color="auto" w:fill="B7B7B7"/>
         </w:rPr>
-        <w:t>Chatgpt</w:t>
-      </w:r>
-      <w:proofErr w:type="spellEnd"/>
+        <w:t xml:space="preserve">Chatgpt </w:t>
+      </w:r>
       <w:r>
         <w:rPr>
           <w:rFonts w:ascii="Arial" w:eastAsia="Arial" w:hAnsi="Arial"/>
           <w:b/>
           <w:sz w:val="22"/>
-          <w:shd w:val="clear" w:color="auto" w:fill="B7B7B7"/>
-        </w:rPr>
+          <w:szCs w:val="14"/>
+          <w:shd w:val="clear" w:color="auto" w:fill="B7B7B7"/>
+        </w:rPr>
+        <w:t>(GPT</w:t>
+      </w:r>
+      <w:r>
+        <w:rPr>
+          <w:rFonts w:ascii="Arial" w:eastAsia="Arial" w:hAnsi="Arial" w:cs="Cambria Math"/>
+          <w:b/>
+          <w:sz w:val="22"/>
+          <w:szCs w:val="14"/>
+          <w:shd w:val="clear" w:color="auto" w:fill="B7B7B7"/>
+        </w:rPr>
+        <w:t>‑</w:t>
+      </w:r>
+      <w:r>
+        <w:rPr>
+          <w:rFonts w:ascii="Arial" w:eastAsia="Arial" w:hAnsi="Arial"/>
+          <w:b/>
+          <w:sz w:val="22"/>
+          <w:szCs w:val="14"/>
+          <w:shd w:val="clear" w:color="auto" w:fill="B7B7B7"/>
+        </w:rPr>
+        <w:t>5 Mini) at [12/9/2025]</w:t>
+      </w:r>
+    </w:p>
+    <w:bookmarkEnd w:id="0"/>
+    <w:p>
+      <w:pPr>
+        <w:rPr>
+          <w:rFonts w:ascii="Roboto Mono" w:hAnsi="Roboto Mono"/>
+        </w:rPr>
+      </w:pPr>
+      <w:r>
+        <w:rPr>
+          <w:rFonts w:ascii="Roboto Mono" w:hAnsi="Roboto Mono"/>
+        </w:rPr>
+        <w:t xml:space="preserve">A </w:t>
+      </w:r>
+      <w:r>
+        <w:rPr>
+          <w:rFonts w:ascii="Roboto Mono" w:hAnsi="Roboto Mono"/>
+          <w:b/>
+          <w:bCs/>
+        </w:rPr>
+        <w:t>network</w:t>
+      </w:r>
+      <w:r>
+        <w:rPr>
+          <w:rFonts w:ascii="Roboto Mono" w:hAnsi="Roboto Mono"/>
+        </w:rPr>
+        <w:t xml:space="preserve">—in general—is a system of </w:t>
+      </w:r>
+      <w:r>
+        <w:rPr>
+          <w:rFonts w:ascii="Roboto Mono" w:hAnsi="Roboto Mono"/>
+          <w:b/>
+          <w:bCs/>
+        </w:rPr>
+        <w:t>interconnected components</w:t>
+      </w:r>
+      <w:r>
+        <w:rPr>
+          <w:rFonts w:ascii="Roboto Mono" w:hAnsi="Roboto Mono"/>
+        </w:rPr>
+        <w:t xml:space="preserve"> that can communicate, share resources, or exchange information with each other.</w:t>
+      </w:r>
+    </w:p>
+    <w:p>
+      <w:pPr>
+        <w:pStyle w:val="Heading3"/>
+      </w:pPr>
+      <w:r>
+        <w:rPr>
+          <w:rFonts w:ascii="Segoe UI Emoji" w:hAnsi="Segoe UI Emoji" w:cs="Segoe UI Emoji"/>
+        </w:rPr>
+        <w:t>🧠</w:t>
+      </w:r>
+      <w:r>
         <w:t xml:space="preserve"> </w:t>
       </w:r>
       <w:r>
+        <w:t>In simple terms:</w:t>
+      </w:r>
+    </w:p>
+    <w:p>
+      <w:pPr>
+        <w:spacing w:before="240" w:after="240"/>
+      </w:pPr>
+      <w:r>
         <w:rPr>
           <w:rFonts w:ascii="Arial" w:eastAsia="Arial" w:hAnsi="Arial"/>
           <w:b/>
           <w:sz w:val="22"/>
-          <w:szCs w:val="14"/>
-          <w:shd w:val="clear" w:color="auto" w:fill="B7B7B7"/>
-        </w:rPr>
-        <w:t>(GPT</w:t>
-      </w:r>
-      <w:r>
-        <w:rPr>
-          <w:rFonts w:ascii="Arial" w:eastAsia="Arial" w:hAnsi="Arial" w:cs="Cambria Math"/>
-          <w:b/>
-          <w:sz w:val="22"/>
-          <w:szCs w:val="14"/>
-          <w:shd w:val="clear" w:color="auto" w:fill="B7B7B7"/>
-        </w:rPr>
-        <w:t>‑</w:t>
+          <w:shd w:val="clear" w:color="auto" w:fill="B7B7B7"/>
+        </w:rPr>
+        <w:t># Source</w:t>
       </w:r>
       <w:r>
         <w:rPr>
           <w:rFonts w:ascii="Arial" w:eastAsia="Arial" w:hAnsi="Arial"/>
-          <w:b/>
-          <w:sz w:val="22"/>
-          <w:szCs w:val="14"/>
-          <w:shd w:val="clear" w:color="auto" w:fill="B7B7B7"/>
-        </w:rPr>
-        <w:t>5 Mini) at [</w:t>
+          <w:sz w:val="22"/>
+          <w:shd w:val="clear" w:color="auto" w:fill="B7B7B7"/>
+        </w:rPr>
+        <w:t xml:space="preserve">: </w:t>
       </w:r>
       <w:r>
         <w:rPr>
           <w:rFonts w:ascii="Arial" w:eastAsia="Arial" w:hAnsi="Arial"/>
           <w:b/>
           <w:sz w:val="22"/>
-          <w:szCs w:val="14"/>
-          <w:shd w:val="clear" w:color="auto" w:fill="B7B7B7"/>
-        </w:rPr>
-        <w:t>12</w:t>
-      </w:r>
-      <w:r>
-        <w:rPr>
-          <w:rFonts w:ascii="Arial" w:eastAsia="Arial" w:hAnsi="Arial"/>
-          <w:b/>
-          <w:sz w:val="22"/>
-          <w:szCs w:val="14"/>
-          <w:shd w:val="clear" w:color="auto" w:fill="B7B7B7"/>
-        </w:rPr>
-        <w:t>/</w:t>
-      </w:r>
-      <w:r>
-        <w:rPr>
-          <w:rFonts w:ascii="Arial" w:eastAsia="Arial" w:hAnsi="Arial"/>
-          <w:b/>
-          <w:sz w:val="22"/>
-          <w:szCs w:val="14"/>
-          <w:shd w:val="clear" w:color="auto" w:fill="B7B7B7"/>
-        </w:rPr>
-        <w:t>9</w:t>
-      </w:r>
-      <w:r>
-        <w:rPr>
-          <w:rFonts w:ascii="Arial" w:eastAsia="Arial" w:hAnsi="Arial"/>
-          <w:b/>
-          <w:sz w:val="22"/>
-          <w:szCs w:val="14"/>
-          <w:shd w:val="clear" w:color="auto" w:fill="B7B7B7"/>
-        </w:rPr>
-        <w:t>/2025]</w:t>
-      </w:r>
-    </w:p>
-    <w:bookmarkEnd w:id="0"/>
-    <w:p>
-      <w:pPr>
-        <w:rPr>
-          <w:rFonts w:ascii="Roboto Mono" w:hAnsi="Roboto Mono"/>
-        </w:rPr>
-      </w:pPr>
-      <w:r>
-        <w:rPr>
-          <w:rFonts w:ascii="Roboto Mono" w:hAnsi="Roboto Mono"/>
-        </w:rPr>
-        <w:t xml:space="preserve">A </w:t>
-      </w:r>
-      <w:r>
-        <w:rPr>
-          <w:rFonts w:ascii="Roboto Mono" w:hAnsi="Roboto Mono"/>
-          <w:b/>
-          <w:bCs/>
-        </w:rPr>
-        <w:t>network</w:t>
-      </w:r>
-      <w:r>
-        <w:rPr>
-          <w:rFonts w:ascii="Roboto Mono" w:hAnsi="Roboto Mono"/>
-        </w:rPr>
-        <w:t xml:space="preserve">—in general—is a system of </w:t>
-      </w:r>
-      <w:r>
-        <w:rPr>
-          <w:rFonts w:ascii="Roboto Mono" w:hAnsi="Roboto Mono"/>
-          <w:b/>
-          <w:bCs/>
-        </w:rPr>
-        <w:t>interconnected components</w:t>
-      </w:r>
-      <w:r>
-        <w:rPr>
-          <w:rFonts w:ascii="Roboto Mono" w:hAnsi="Roboto Mono"/>
-        </w:rPr>
-        <w:t xml:space="preserve"> that can communicate, share resources, or exchange information with each other.</w:t>
-      </w:r>
-    </w:p>
-    <w:p>
-      <w:pPr>
-        <w:pStyle w:val="Heading3"/>
-      </w:pPr>
-      <w:r>
-        <w:rPr>
-          <w:rFonts w:ascii="Segoe UI Emoji" w:hAnsi="Segoe UI Emoji" w:cs="Segoe UI Emoji"/>
-        </w:rPr>
-        <w:t>🧠</w:t>
-      </w:r>
-      <w:r>
-        <w:t xml:space="preserve"> </w:t>
-      </w:r>
-      <w:r>
-        <w:t>In simple terms:</w:t>
-      </w:r>
-    </w:p>
-    <w:p>
-      <w:pPr>
-        <w:spacing w:before="240" w:after="240"/>
-      </w:pPr>
-      <w:r>
-        <w:rPr>
-          <w:rFonts w:ascii="Arial" w:eastAsia="Arial" w:hAnsi="Arial"/>
-          <w:b/>
-          <w:sz w:val="22"/>
-          <w:shd w:val="clear" w:color="auto" w:fill="B7B7B7"/>
-        </w:rPr>
-        <w:t># Source</w:t>
-      </w:r>
-      <w:r>
-        <w:rPr>
-          <w:rFonts w:ascii="Arial" w:eastAsia="Arial" w:hAnsi="Arial"/>
-          <w:sz w:val="22"/>
-          <w:shd w:val="clear" w:color="auto" w:fill="B7B7B7"/>
-        </w:rPr>
-        <w:t xml:space="preserve">: </w:t>
-      </w:r>
-      <w:proofErr w:type="spellStart"/>
-      <w:r>
-        <w:rPr>
-          <w:rFonts w:ascii="Arial" w:eastAsia="Arial" w:hAnsi="Arial"/>
-          <w:b/>
-          <w:sz w:val="22"/>
-          <w:shd w:val="clear" w:color="auto" w:fill="B7B7B7"/>
-        </w:rPr>
-        <w:t>Chatgpt</w:t>
-      </w:r>
-      <w:proofErr w:type="spellEnd"/>
-      <w:r>
-        <w:rPr>
-          <w:rFonts w:ascii="Arial" w:eastAsia="Arial" w:hAnsi="Arial"/>
-          <w:b/>
-          <w:sz w:val="22"/>
-          <w:shd w:val="clear" w:color="auto" w:fill="B7B7B7"/>
-        </w:rPr>
-        <w:t xml:space="preserve"> </w:t>
+          <w:shd w:val="clear" w:color="auto" w:fill="B7B7B7"/>
+        </w:rPr>
+        <w:t xml:space="preserve">Chatgpt </w:t>
       </w:r>
       <w:r>
         <w:rPr>
@@ -357,7 +295,6 @@
         </w:rPr>
         <w:t xml:space="preserve">: </w:t>
       </w:r>
-      <w:proofErr w:type="spellStart"/>
       <w:r>
         <w:rPr>
           <w:rFonts w:ascii="Arial" w:eastAsia="Arial" w:hAnsi="Arial"/>
@@ -365,17 +302,27 @@
           <w:sz w:val="22"/>
           <w:shd w:val="clear" w:color="auto" w:fill="B7B7B7"/>
         </w:rPr>
-        <w:t>Chatgpt</w:t>
-      </w:r>
-      <w:proofErr w:type="spellEnd"/>
+        <w:t xml:space="preserve">Chatgpt </w:t>
+      </w:r>
       <w:r>
         <w:rPr>
           <w:rFonts w:ascii="Arial" w:eastAsia="Arial" w:hAnsi="Arial"/>
           <w:b/>
           <w:sz w:val="22"/>
-          <w:shd w:val="clear" w:color="auto" w:fill="B7B7B7"/>
-        </w:rPr>
-        <w:t xml:space="preserve"> </w:t>
+          <w:szCs w:val="14"/>
+          <w:shd w:val="clear" w:color="auto" w:fill="B7B7B7"/>
+        </w:rPr>
+        <w:t>(GPT</w:t>
+      </w:r>
+      <w:r>
+        <w:rPr>
+          <w:rFonts w:ascii="Arial" w:eastAsia="Arial" w:hAnsi="Arial" w:cs="Cambria Math"/>
+          <w:b/>
+          <w:sz w:val="22"/>
+          <w:szCs w:val="14"/>
+          <w:shd w:val="clear" w:color="auto" w:fill="B7B7B7"/>
+        </w:rPr>
+        <w:t>‑</w:t>
       </w:r>
       <w:r>
         <w:rPr>
@@ -385,26 +332,6 @@
           <w:szCs w:val="14"/>
           <w:shd w:val="clear" w:color="auto" w:fill="B7B7B7"/>
         </w:rPr>
-        <w:t>(GPT</w:t>
-      </w:r>
-      <w:r>
-        <w:rPr>
-          <w:rFonts w:ascii="Arial" w:eastAsia="Arial" w:hAnsi="Arial" w:cs="Cambria Math"/>
-          <w:b/>
-          <w:sz w:val="22"/>
-          <w:szCs w:val="14"/>
-          <w:shd w:val="clear" w:color="auto" w:fill="B7B7B7"/>
-        </w:rPr>
-        <w:t>‑</w:t>
-      </w:r>
-      <w:r>
-        <w:rPr>
-          <w:rFonts w:ascii="Arial" w:eastAsia="Arial" w:hAnsi="Arial"/>
-          <w:b/>
-          <w:sz w:val="22"/>
-          <w:szCs w:val="14"/>
-          <w:shd w:val="clear" w:color="auto" w:fill="B7B7B7"/>
-        </w:rPr>
         <w:t>5 Mini) at [12/9/2025]</w:t>
       </w:r>
     </w:p>
@@ -417,7 +344,7 @@
           <w:noProof/>
         </w:rPr>
         <w:drawing>
-          <wp:inline distT="0" distB="0" distL="0" distR="0" wp14:anchorId="37140F3F" wp14:editId="0A301E69">
+          <wp:inline distT="0" distB="0" distL="0" distR="0" wp14:anchorId="168EF107" wp14:editId="04C15005">
             <wp:extent cx="5943600" cy="3559810"/>
             <wp:effectExtent l="0" t="0" r="0" b="2540"/>
             <wp:docPr id="1974933263" name="Picture 1"/>
@@ -500,7 +427,6 @@
                 <w:sz w:val="20"/>
                 <w:szCs w:val="20"/>
               </w:rPr>
-              <w:lastRenderedPageBreak/>
               <w:t>Type of Network</w:t>
             </w:r>
           </w:p>
@@ -1165,7 +1091,7 @@
       <w:pPr>
         <w:numPr>
           <w:ilvl w:val="0"/>
-          <w:numId w:val="3"/>
+          <w:numId w:val="2"/>
         </w:numPr>
         <w:rPr>
           <w:rFonts w:ascii="Roboto Mono" w:hAnsi="Roboto Mono"/>
@@ -1184,6 +1110,88 @@
           <w:rFonts w:ascii="Roboto Mono" w:hAnsi="Roboto Mono"/>
         </w:rPr>
         <w:t xml:space="preserve"> – the largest network connecting millions of devices worldwide.</w:t>
+      </w:r>
+    </w:p>
+    <w:p>
+      <w:pPr>
+        <w:numPr>
+          <w:ilvl w:val="0"/>
+          <w:numId w:val="2"/>
+        </w:numPr>
+        <w:rPr>
+          <w:rFonts w:ascii="Roboto Mono" w:hAnsi="Roboto Mono"/>
+        </w:rPr>
+      </w:pPr>
+      <w:r>
+        <w:rPr>
+          <w:rFonts w:ascii="Roboto Mono" w:hAnsi="Roboto Mono"/>
+          <w:b/>
+          <w:bCs/>
+        </w:rPr>
+        <w:t>Local Area Network (LAN)</w:t>
+      </w:r>
+      <w:r>
+        <w:rPr>
+          <w:rFonts w:ascii="Roboto Mono" w:hAnsi="Roboto Mono"/>
+        </w:rPr>
+        <w:t xml:space="preserve"> – computers connected within a home, school, or office.</w:t>
+      </w:r>
+    </w:p>
+    <w:p>
+      <w:pPr>
+        <w:numPr>
+          <w:ilvl w:val="0"/>
+          <w:numId w:val="2"/>
+        </w:numPr>
+        <w:rPr>
+          <w:rFonts w:ascii="Roboto Mono" w:hAnsi="Roboto Mono"/>
+        </w:rPr>
+      </w:pPr>
+      <w:r>
+        <w:rPr>
+          <w:rFonts w:ascii="Roboto Mono" w:hAnsi="Roboto Mono"/>
+          <w:b/>
+          <w:bCs/>
+        </w:rPr>
+        <w:t>Wireless Network (Wi-Fi)</w:t>
+      </w:r>
+      <w:r>
+        <w:rPr>
+          <w:rFonts w:ascii="Roboto Mono" w:hAnsi="Roboto Mono"/>
+        </w:rPr>
+        <w:t xml:space="preserve"> – devices connected through radio signals.</w:t>
+      </w:r>
+    </w:p>
+    <w:p>
+      <w:pPr>
+        <w:rPr>
+          <w:rFonts w:ascii="Roboto Mono" w:hAnsi="Roboto Mono"/>
+        </w:rPr>
+      </w:pPr>
+      <w:r>
+        <w:rPr>
+          <w:rFonts w:ascii="Roboto Mono" w:hAnsi="Roboto Mono"/>
+        </w:rPr>
+        <w:pict>
+          <v:rect id="_x0000_i1025" style="width:0;height:1.5pt" o:hralign="center" o:hrstd="t" o:hr="t" fillcolor="#a0a0a0" stroked="f"/>
+        </w:pict>
+      </w:r>
+    </w:p>
+    <w:p>
+      <w:pPr>
+        <w:rPr>
+          <w:rFonts w:ascii="Roboto Mono" w:hAnsi="Roboto Mono"/>
+          <w:b/>
+          <w:bCs/>
+        </w:rPr>
+      </w:pPr>
+      <w:r>
+        <w:rPr>
+          <w:rFonts w:ascii="Roboto Mono" w:hAnsi="Roboto Mono"/>
+          <w:b/>
+          <w:bCs/>
+        </w:rPr>
+        <w:t>2. Social Networks</w:t>
       </w:r>
     </w:p>
     <w:p>
@@ -1202,13 +1210,13 @@
           <w:b/>
           <w:bCs/>
         </w:rPr>
-        <w:t>Local Area Network (LAN)</w:t>
-      </w:r>
-      <w:r>
-        <w:rPr>
-          <w:rFonts w:ascii="Roboto Mono" w:hAnsi="Roboto Mono"/>
-        </w:rPr>
-        <w:t xml:space="preserve"> – computers connected within a home, school, or office.</w:t>
+        <w:t>Friendship network</w:t>
+      </w:r>
+      <w:r>
+        <w:rPr>
+          <w:rFonts w:ascii="Roboto Mono" w:hAnsi="Roboto Mono"/>
+        </w:rPr>
+        <w:t xml:space="preserve"> – people connected through personal relationships.</w:t>
       </w:r>
     </w:p>
     <w:p>
@@ -1227,28 +1235,52 @@
           <w:b/>
           <w:bCs/>
         </w:rPr>
-        <w:lastRenderedPageBreak/>
-        <w:t>Wireless Network (Wi-Fi)</w:t>
-      </w:r>
-      <w:r>
-        <w:rPr>
-          <w:rFonts w:ascii="Roboto Mono" w:hAnsi="Roboto Mono"/>
-        </w:rPr>
-        <w:t xml:space="preserve"> – devices connected through radio signals.</w:t>
-      </w:r>
-    </w:p>
-    <w:p>
-      <w:pPr>
-        <w:rPr>
-          <w:rFonts w:ascii="Roboto Mono" w:hAnsi="Roboto Mono"/>
-        </w:rPr>
-      </w:pPr>
-      <w:r>
-        <w:rPr>
-          <w:rFonts w:ascii="Roboto Mono" w:hAnsi="Roboto Mono"/>
-        </w:rPr>
-        <w:pict w14:anchorId="36777802">
-          <v:rect id="_x0000_i1025" style="width:0;height:1.5pt" o:hralign="center" o:hrstd="t" o:hr="t" fillcolor="#a0a0a0" stroked="f"/>
+        <w:t>Online social networks</w:t>
+      </w:r>
+      <w:r>
+        <w:rPr>
+          <w:rFonts w:ascii="Roboto Mono" w:hAnsi="Roboto Mono"/>
+        </w:rPr>
+        <w:t xml:space="preserve"> – platforms like Facebook, Instagram, or LinkedIn.</w:t>
+      </w:r>
+    </w:p>
+    <w:p>
+      <w:pPr>
+        <w:numPr>
+          <w:ilvl w:val="0"/>
+          <w:numId w:val="3"/>
+        </w:numPr>
+        <w:rPr>
+          <w:rFonts w:ascii="Roboto Mono" w:hAnsi="Roboto Mono"/>
+        </w:rPr>
+      </w:pPr>
+      <w:r>
+        <w:rPr>
+          <w:rFonts w:ascii="Roboto Mono" w:hAnsi="Roboto Mono"/>
+          <w:b/>
+          <w:bCs/>
+        </w:rPr>
+        <w:t>Professional network</w:t>
+      </w:r>
+      <w:r>
+        <w:rPr>
+          <w:rFonts w:ascii="Roboto Mono" w:hAnsi="Roboto Mono"/>
+        </w:rPr>
+        <w:t xml:space="preserve"> – connections among colleagues and business partners.</w:t>
+      </w:r>
+    </w:p>
+    <w:p>
+      <w:pPr>
+        <w:rPr>
+          <w:rFonts w:ascii="Roboto Mono" w:hAnsi="Roboto Mono"/>
+        </w:rPr>
+      </w:pPr>
+      <w:r>
+        <w:rPr>
+          <w:rFonts w:ascii="Roboto Mono" w:hAnsi="Roboto Mono"/>
+        </w:rPr>
+        <w:pict>
+          <v:rect id="_x0000_i1026" style="width:0;height:1.5pt" o:hralign="center" o:hrstd="t" o:hr="t" fillcolor="#a0a0a0" stroked="f"/>
         </w:pict>
       </w:r>
     </w:p>
@@ -1266,7 +1298,7 @@
           <w:b/>
           <w:bCs/>
         </w:rPr>
-        <w:t>2. Social Networks</w:t>
+        <w:t>3. Biological Networks</w:t>
       </w:r>
     </w:p>
     <w:p>
@@ -1285,13 +1317,13 @@
           <w:b/>
           <w:bCs/>
         </w:rPr>
-        <w:t>Friendship network</w:t>
-      </w:r>
-      <w:r>
-        <w:rPr>
-          <w:rFonts w:ascii="Roboto Mono" w:hAnsi="Roboto Mono"/>
-        </w:rPr>
-        <w:t xml:space="preserve"> – people connected through personal relationships.</w:t>
+        <w:t>Neural network</w:t>
+      </w:r>
+      <w:r>
+        <w:rPr>
+          <w:rFonts w:ascii="Roboto Mono" w:hAnsi="Roboto Mono"/>
+        </w:rPr>
+        <w:t xml:space="preserve"> – neurons connected in the brain to process information.</w:t>
       </w:r>
     </w:p>
     <w:p>
@@ -1310,13 +1342,13 @@
           <w:b/>
           <w:bCs/>
         </w:rPr>
-        <w:t>Online social networks</w:t>
-      </w:r>
-      <w:r>
-        <w:rPr>
-          <w:rFonts w:ascii="Roboto Mono" w:hAnsi="Roboto Mono"/>
-        </w:rPr>
-        <w:t xml:space="preserve"> – platforms like Facebook, Instagram, or LinkedIn.</w:t>
+        <w:t>Food web</w:t>
+      </w:r>
+      <w:r>
+        <w:rPr>
+          <w:rFonts w:ascii="Roboto Mono" w:hAnsi="Roboto Mono"/>
+        </w:rPr>
+        <w:t xml:space="preserve"> – predator–prey relationships in an ecosystem.</w:t>
       </w:r>
     </w:p>
     <w:p>
@@ -1335,27 +1367,27 @@
           <w:b/>
           <w:bCs/>
         </w:rPr>
-        <w:t>Professional network</w:t>
-      </w:r>
-      <w:r>
-        <w:rPr>
-          <w:rFonts w:ascii="Roboto Mono" w:hAnsi="Roboto Mono"/>
-        </w:rPr>
-        <w:t xml:space="preserve"> – connections among colleagues and business partners.</w:t>
-      </w:r>
-    </w:p>
-    <w:p>
-      <w:pPr>
-        <w:rPr>
-          <w:rFonts w:ascii="Roboto Mono" w:hAnsi="Roboto Mono"/>
-        </w:rPr>
-      </w:pPr>
-      <w:r>
-        <w:rPr>
-          <w:rFonts w:ascii="Roboto Mono" w:hAnsi="Roboto Mono"/>
-        </w:rPr>
-        <w:pict w14:anchorId="2043B37A">
-          <v:rect id="_x0000_i1026" style="width:0;height:1.5pt" o:hralign="center" o:hrstd="t" o:hr="t" fillcolor="#a0a0a0" stroked="f"/>
+        <w:t>Genetic networks</w:t>
+      </w:r>
+      <w:r>
+        <w:rPr>
+          <w:rFonts w:ascii="Roboto Mono" w:hAnsi="Roboto Mono"/>
+        </w:rPr>
+        <w:t xml:space="preserve"> – interactions between genes and proteins.</w:t>
+      </w:r>
+    </w:p>
+    <w:p>
+      <w:pPr>
+        <w:rPr>
+          <w:rFonts w:ascii="Roboto Mono" w:hAnsi="Roboto Mono"/>
+        </w:rPr>
+      </w:pPr>
+      <w:r>
+        <w:rPr>
+          <w:rFonts w:ascii="Roboto Mono" w:hAnsi="Roboto Mono"/>
+        </w:rPr>
+        <w:pict>
+          <v:rect id="_x0000_i1027" style="width:0;height:1.5pt" o:hralign="center" o:hrstd="t" o:hr="t" fillcolor="#a0a0a0" stroked="f"/>
         </w:pict>
       </w:r>
     </w:p>
@@ -1373,7 +1405,7 @@
           <w:b/>
           <w:bCs/>
         </w:rPr>
-        <w:t>3. Biological Networks</w:t>
+        <w:t>4. Transportation Networks</w:t>
       </w:r>
     </w:p>
     <w:p>
@@ -1392,13 +1424,13 @@
           <w:b/>
           <w:bCs/>
         </w:rPr>
-        <w:t>Neural network</w:t>
-      </w:r>
-      <w:r>
-        <w:rPr>
-          <w:rFonts w:ascii="Roboto Mono" w:hAnsi="Roboto Mono"/>
-        </w:rPr>
-        <w:t xml:space="preserve"> – neurons connected in the brain to process information.</w:t>
+        <w:t>Road networks</w:t>
+      </w:r>
+      <w:r>
+        <w:rPr>
+          <w:rFonts w:ascii="Roboto Mono" w:hAnsi="Roboto Mono"/>
+        </w:rPr>
+        <w:t xml:space="preserve"> – highways and streets connecting cities.</w:t>
       </w:r>
     </w:p>
     <w:p>
@@ -1417,13 +1449,13 @@
           <w:b/>
           <w:bCs/>
         </w:rPr>
-        <w:t>Food web</w:t>
-      </w:r>
-      <w:r>
-        <w:rPr>
-          <w:rFonts w:ascii="Roboto Mono" w:hAnsi="Roboto Mono"/>
-        </w:rPr>
-        <w:t xml:space="preserve"> – predator–prey relationships in an ecosystem.</w:t>
+        <w:t>Railway networks</w:t>
+      </w:r>
+      <w:r>
+        <w:rPr>
+          <w:rFonts w:ascii="Roboto Mono" w:hAnsi="Roboto Mono"/>
+        </w:rPr>
+        <w:t xml:space="preserve"> – train routes linking different regions.</w:t>
       </w:r>
     </w:p>
     <w:p>
@@ -1442,27 +1474,27 @@
           <w:b/>
           <w:bCs/>
         </w:rPr>
-        <w:t>Genetic networks</w:t>
-      </w:r>
-      <w:r>
-        <w:rPr>
-          <w:rFonts w:ascii="Roboto Mono" w:hAnsi="Roboto Mono"/>
-        </w:rPr>
-        <w:t xml:space="preserve"> – interactions between genes and proteins.</w:t>
-      </w:r>
-    </w:p>
-    <w:p>
-      <w:pPr>
-        <w:rPr>
-          <w:rFonts w:ascii="Roboto Mono" w:hAnsi="Roboto Mono"/>
-        </w:rPr>
-      </w:pPr>
-      <w:r>
-        <w:rPr>
-          <w:rFonts w:ascii="Roboto Mono" w:hAnsi="Roboto Mono"/>
-        </w:rPr>
-        <w:pict w14:anchorId="6049257C">
-          <v:rect id="_x0000_i1027" style="width:0;height:1.5pt" o:hralign="center" o:hrstd="t" o:hr="t" fillcolor="#a0a0a0" stroked="f"/>
+        <w:t>Airline route networks</w:t>
+      </w:r>
+      <w:r>
+        <w:rPr>
+          <w:rFonts w:ascii="Roboto Mono" w:hAnsi="Roboto Mono"/>
+        </w:rPr>
+        <w:t xml:space="preserve"> – airports connected by flight paths.</w:t>
+      </w:r>
+    </w:p>
+    <w:p>
+      <w:pPr>
+        <w:rPr>
+          <w:rFonts w:ascii="Roboto Mono" w:hAnsi="Roboto Mono"/>
+        </w:rPr>
+      </w:pPr>
+      <w:r>
+        <w:rPr>
+          <w:rFonts w:ascii="Roboto Mono" w:hAnsi="Roboto Mono"/>
+        </w:rPr>
+        <w:pict>
+          <v:rect id="_x0000_i1028" style="width:0;height:1.5pt" o:hralign="center" o:hrstd="t" o:hr="t" fillcolor="#a0a0a0" stroked="f"/>
         </w:pict>
       </w:r>
     </w:p>
@@ -1480,7 +1512,7 @@
           <w:b/>
           <w:bCs/>
         </w:rPr>
-        <w:t>4. Transportation Networks</w:t>
+        <w:t>5. Economic or Business Networks</w:t>
       </w:r>
     </w:p>
     <w:p>
@@ -1499,13 +1531,13 @@
           <w:b/>
           <w:bCs/>
         </w:rPr>
-        <w:t>Road networks</w:t>
-      </w:r>
-      <w:r>
-        <w:rPr>
-          <w:rFonts w:ascii="Roboto Mono" w:hAnsi="Roboto Mono"/>
-        </w:rPr>
-        <w:t xml:space="preserve"> – highways and streets connecting cities.</w:t>
+        <w:t>Supply chain network</w:t>
+      </w:r>
+      <w:r>
+        <w:rPr>
+          <w:rFonts w:ascii="Roboto Mono" w:hAnsi="Roboto Mono"/>
+        </w:rPr>
+        <w:t xml:space="preserve"> – suppliers, manufacturers, distributors, and retailers.</w:t>
       </w:r>
     </w:p>
     <w:p>
@@ -1524,13 +1556,13 @@
           <w:b/>
           <w:bCs/>
         </w:rPr>
-        <w:t>Railway networks</w:t>
-      </w:r>
-      <w:r>
-        <w:rPr>
-          <w:rFonts w:ascii="Roboto Mono" w:hAnsi="Roboto Mono"/>
-        </w:rPr>
-        <w:t xml:space="preserve"> – train routes linking different regions.</w:t>
+        <w:t>Trade networks</w:t>
+      </w:r>
+      <w:r>
+        <w:rPr>
+          <w:rFonts w:ascii="Roboto Mono" w:hAnsi="Roboto Mono"/>
+        </w:rPr>
+        <w:t xml:space="preserve"> – countries connected through imports and exports.</w:t>
       </w:r>
     </w:p>
     <w:p>
@@ -1549,27 +1581,27 @@
           <w:b/>
           <w:bCs/>
         </w:rPr>
-        <w:t>Airline route networks</w:t>
-      </w:r>
-      <w:r>
-        <w:rPr>
-          <w:rFonts w:ascii="Roboto Mono" w:hAnsi="Roboto Mono"/>
-        </w:rPr>
-        <w:t xml:space="preserve"> – airports connected by flight paths.</w:t>
-      </w:r>
-    </w:p>
-    <w:p>
-      <w:pPr>
-        <w:rPr>
-          <w:rFonts w:ascii="Roboto Mono" w:hAnsi="Roboto Mono"/>
-        </w:rPr>
-      </w:pPr>
-      <w:r>
-        <w:rPr>
-          <w:rFonts w:ascii="Roboto Mono" w:hAnsi="Roboto Mono"/>
-        </w:rPr>
-        <w:pict w14:anchorId="713001E7">
-          <v:rect id="_x0000_i1028" style="width:0;height:1.5pt" o:hralign="center" o:hrstd="t" o:hr="t" fillcolor="#a0a0a0" stroked="f"/>
+        <w:t>Corporate networks</w:t>
+      </w:r>
+      <w:r>
+        <w:rPr>
+          <w:rFonts w:ascii="Roboto Mono" w:hAnsi="Roboto Mono"/>
+        </w:rPr>
+        <w:t xml:space="preserve"> – companies with shared interests or partnerships.</w:t>
+      </w:r>
+    </w:p>
+    <w:p>
+      <w:pPr>
+        <w:rPr>
+          <w:rFonts w:ascii="Roboto Mono" w:hAnsi="Roboto Mono"/>
+        </w:rPr>
+      </w:pPr>
+      <w:r>
+        <w:rPr>
+          <w:rFonts w:ascii="Roboto Mono" w:hAnsi="Roboto Mono"/>
+        </w:rPr>
+        <w:pict>
+          <v:rect id="_x0000_i1029" style="width:0;height:1.5pt" o:hralign="center" o:hrstd="t" o:hr="t" fillcolor="#a0a0a0" stroked="f"/>
         </w:pict>
       </w:r>
     </w:p>
@@ -1587,7 +1619,7 @@
           <w:b/>
           <w:bCs/>
         </w:rPr>
-        <w:t>5. Economic or Business Networks</w:t>
+        <w:t>6. Communication Networks</w:t>
       </w:r>
     </w:p>
     <w:p>
@@ -1606,13 +1638,13 @@
           <w:b/>
           <w:bCs/>
         </w:rPr>
-        <w:t>Supply chain network</w:t>
-      </w:r>
-      <w:r>
-        <w:rPr>
-          <w:rFonts w:ascii="Roboto Mono" w:hAnsi="Roboto Mono"/>
-        </w:rPr>
-        <w:t xml:space="preserve"> – suppliers, manufacturers, distributors, and retailers.</w:t>
+        <w:t>Telephone network</w:t>
+      </w:r>
+      <w:r>
+        <w:rPr>
+          <w:rFonts w:ascii="Roboto Mono" w:hAnsi="Roboto Mono"/>
+        </w:rPr>
+        <w:t xml:space="preserve"> – landline or mobile connections for voice communication.</w:t>
       </w:r>
     </w:p>
     <w:p>
@@ -1631,71 +1663,45 @@
           <w:b/>
           <w:bCs/>
         </w:rPr>
-        <w:lastRenderedPageBreak/>
-        <w:t>Trade networks</w:t>
-      </w:r>
-      <w:r>
-        <w:rPr>
-          <w:rFonts w:ascii="Roboto Mono" w:hAnsi="Roboto Mono"/>
-        </w:rPr>
-        <w:t xml:space="preserve"> – countries connected through imports and exports.</w:t>
-      </w:r>
-    </w:p>
-    <w:p>
-      <w:pPr>
-        <w:numPr>
-          <w:ilvl w:val="0"/>
-          <w:numId w:val="7"/>
-        </w:numPr>
-        <w:rPr>
-          <w:rFonts w:ascii="Roboto Mono" w:hAnsi="Roboto Mono"/>
-        </w:rPr>
-      </w:pPr>
-      <w:r>
+        <w:t>Broadcast networks</w:t>
+      </w:r>
+      <w:r>
+        <w:rPr>
+          <w:rFonts w:ascii="Roboto Mono" w:hAnsi="Roboto Mono"/>
+        </w:rPr>
+        <w:t xml:space="preserve"> – TV or radio stations distributing content.</w:t>
+      </w:r>
+    </w:p>
+    <w:p>
+      <w:pPr>
+        <w:rPr>
+          <w:rFonts w:ascii="Roboto Mono" w:hAnsi="Roboto Mono"/>
+        </w:rPr>
+      </w:pPr>
+      <w:r>
+        <w:rPr>
+          <w:rFonts w:ascii="Roboto Mono" w:hAnsi="Roboto Mono"/>
+        </w:rPr>
+        <w:pict>
+          <v:rect id="_x0000_i1030" style="width:0;height:1.5pt" o:hralign="center" o:hrstd="t" o:hr="t" fillcolor="#a0a0a0" stroked="f"/>
+        </w:pict>
+      </w:r>
+    </w:p>
+    <w:p>
+      <w:pPr>
         <w:rPr>
           <w:rFonts w:ascii="Roboto Mono" w:hAnsi="Roboto Mono"/>
           <w:b/>
           <w:bCs/>
         </w:rPr>
-        <w:t>Corporate networks</w:t>
-      </w:r>
-      <w:r>
-        <w:rPr>
-          <w:rFonts w:ascii="Roboto Mono" w:hAnsi="Roboto Mono"/>
-        </w:rPr>
-        <w:t xml:space="preserve"> – companies with shared interests or partnerships.</w:t>
-      </w:r>
-    </w:p>
-    <w:p>
-      <w:pPr>
-        <w:rPr>
-          <w:rFonts w:ascii="Roboto Mono" w:hAnsi="Roboto Mono"/>
-        </w:rPr>
-      </w:pPr>
-      <w:r>
-        <w:rPr>
-          <w:rFonts w:ascii="Roboto Mono" w:hAnsi="Roboto Mono"/>
-        </w:rPr>
-        <w:pict w14:anchorId="59C5DE6C">
-          <v:rect id="_x0000_i1029" style="width:0;height:1.5pt" o:hralign="center" o:hrstd="t" o:hr="t" fillcolor="#a0a0a0" stroked="f"/>
-        </w:pict>
-      </w:r>
-    </w:p>
-    <w:p>
-      <w:pPr>
+      </w:pPr>
+      <w:r>
         <w:rPr>
           <w:rFonts w:ascii="Roboto Mono" w:hAnsi="Roboto Mono"/>
           <w:b/>
           <w:bCs/>
         </w:rPr>
-      </w:pPr>
-      <w:r>
-        <w:rPr>
-          <w:rFonts w:ascii="Roboto Mono" w:hAnsi="Roboto Mono"/>
-          <w:b/>
-          <w:bCs/>
-        </w:rPr>
-        <w:t>6. Communication Networks</w:t>
+        <w:t>7. Mathematical or Graph Networks</w:t>
       </w:r>
     </w:p>
     <w:p>
@@ -1714,13 +1720,13 @@
           <w:b/>
           <w:bCs/>
         </w:rPr>
-        <w:t>Telephone network</w:t>
-      </w:r>
-      <w:r>
-        <w:rPr>
-          <w:rFonts w:ascii="Roboto Mono" w:hAnsi="Roboto Mono"/>
-        </w:rPr>
-        <w:t xml:space="preserve"> – landline or mobile connections for voice communication.</w:t>
+        <w:t>Graph theory networks</w:t>
+      </w:r>
+      <w:r>
+        <w:rPr>
+          <w:rFonts w:ascii="Roboto Mono" w:hAnsi="Roboto Mono"/>
+        </w:rPr>
+        <w:t xml:space="preserve"> – nodes and edges representing relationships.</w:t>
       </w:r>
     </w:p>
     <w:p>
@@ -1739,37 +1745,142 @@
           <w:b/>
           <w:bCs/>
         </w:rPr>
-        <w:t>Broadcast networks</w:t>
-      </w:r>
-      <w:r>
-        <w:rPr>
-          <w:rFonts w:ascii="Roboto Mono" w:hAnsi="Roboto Mono"/>
-        </w:rPr>
-        <w:t xml:space="preserve"> – TV or radio stations distributing content.</w:t>
-      </w:r>
-    </w:p>
-    <w:p>
-      <w:pPr>
-        <w:rPr>
-          <w:rFonts w:ascii="Roboto Mono" w:hAnsi="Roboto Mono"/>
-        </w:rPr>
-      </w:pPr>
-      <w:r>
-        <w:rPr>
-          <w:rFonts w:ascii="Roboto Mono" w:hAnsi="Roboto Mono"/>
-        </w:rPr>
-        <w:pict w14:anchorId="16F2B778">
-          <v:rect id="_x0000_i1030" style="width:0;height:1.5pt" o:hralign="center" o:hrstd="t" o:hr="t" fillcolor="#a0a0a0" stroked="f"/>
+        <w:t>Electric power grid</w:t>
+      </w:r>
+      <w:r>
+        <w:rPr>
+          <w:rFonts w:ascii="Roboto Mono" w:hAnsi="Roboto Mono"/>
+        </w:rPr>
+        <w:t xml:space="preserve"> – generators, transformers, and consumers connected by cables.</w:t>
+      </w:r>
+    </w:p>
+    <w:p>
+      <w:pPr>
+        <w:rPr>
+          <w:rFonts w:ascii="Roboto Mono" w:hAnsi="Roboto Mono"/>
+        </w:rPr>
+      </w:pPr>
+      <w:r>
+        <w:rPr>
+          <w:rFonts w:ascii="Roboto Mono" w:hAnsi="Roboto Mono"/>
+        </w:rPr>
+        <w:pict>
+          <v:rect id="_x0000_i1031" style="width:0;height:1.5pt" o:hralign="center" o:hrstd="t" o:hr="t" fillcolor="#a0a0a0" stroked="f"/>
         </w:pict>
       </w:r>
     </w:p>
     <w:p>
       <w:pPr>
+        <w:pStyle w:val="Heading3"/>
+      </w:pPr>
+      <w:r>
+        <w:rPr>
+          <w:rFonts w:ascii="Segoe UI Emoji" w:hAnsi="Segoe UI Emoji" w:cs="Segoe UI Emoji"/>
+        </w:rPr>
+        <w:t>🔧</w:t>
+      </w:r>
+      <w:r>
+        <w:t xml:space="preserve"> </w:t>
+      </w:r>
+      <w:r>
+        <w:t>Key Characteristics of a Network</w:t>
+      </w:r>
+    </w:p>
+    <w:p>
+      <w:pPr>
+        <w:spacing w:before="240" w:after="240"/>
+      </w:pPr>
+      <w:r>
+        <w:rPr>
+          <w:rFonts w:ascii="Arial" w:eastAsia="Arial" w:hAnsi="Arial"/>
+          <w:b/>
+          <w:sz w:val="22"/>
+          <w:shd w:val="clear" w:color="auto" w:fill="B7B7B7"/>
+        </w:rPr>
+        <w:t># Source</w:t>
+      </w:r>
+      <w:r>
+        <w:rPr>
+          <w:rFonts w:ascii="Arial" w:eastAsia="Arial" w:hAnsi="Arial"/>
+          <w:sz w:val="22"/>
+          <w:shd w:val="clear" w:color="auto" w:fill="B7B7B7"/>
+        </w:rPr>
+        <w:t xml:space="preserve">: </w:t>
+      </w:r>
+      <w:r>
+        <w:rPr>
+          <w:rFonts w:ascii="Arial" w:eastAsia="Arial" w:hAnsi="Arial"/>
+          <w:b/>
+          <w:sz w:val="22"/>
+          <w:shd w:val="clear" w:color="auto" w:fill="B7B7B7"/>
+        </w:rPr>
+        <w:t xml:space="preserve">Chatgpt </w:t>
+      </w:r>
+      <w:r>
+        <w:rPr>
+          <w:rFonts w:ascii="Arial" w:eastAsia="Arial" w:hAnsi="Arial"/>
+          <w:b/>
+          <w:sz w:val="22"/>
+          <w:szCs w:val="14"/>
+          <w:shd w:val="clear" w:color="auto" w:fill="B7B7B7"/>
+        </w:rPr>
+        <w:t>(GPT</w:t>
+      </w:r>
+      <w:r>
+        <w:rPr>
+          <w:rFonts w:ascii="Arial" w:eastAsia="Arial" w:hAnsi="Arial" w:cs="Cambria Math"/>
+          <w:b/>
+          <w:sz w:val="22"/>
+          <w:szCs w:val="14"/>
+          <w:shd w:val="clear" w:color="auto" w:fill="B7B7B7"/>
+        </w:rPr>
+        <w:t>‑</w:t>
+      </w:r>
+      <w:r>
+        <w:rPr>
+          <w:rFonts w:ascii="Arial" w:eastAsia="Arial" w:hAnsi="Arial"/>
+          <w:b/>
+          <w:sz w:val="22"/>
+          <w:szCs w:val="14"/>
+          <w:shd w:val="clear" w:color="auto" w:fill="B7B7B7"/>
+        </w:rPr>
+        <w:t>5 Mini) at [12/9/2025]</w:t>
+      </w:r>
+    </w:p>
+    <w:p>
+      <w:pPr>
+        <w:numPr>
+          <w:ilvl w:val="0"/>
+          <w:numId w:val="1"/>
+        </w:numPr>
+        <w:rPr>
+          <w:rFonts w:ascii="Roboto Mono" w:hAnsi="Roboto Mono"/>
+        </w:rPr>
+      </w:pPr>
+      <w:r>
         <w:rPr>
           <w:rFonts w:ascii="Roboto Mono" w:hAnsi="Roboto Mono"/>
           <w:b/>
           <w:bCs/>
         </w:rPr>
+        <w:t>Nodes</w:t>
+      </w:r>
+      <w:r>
+        <w:rPr>
+          <w:rFonts w:ascii="Roboto Mono" w:hAnsi="Roboto Mono"/>
+        </w:rPr>
+        <w:t xml:space="preserve"> (the individual points, like computers or people)</w:t>
+      </w:r>
+    </w:p>
+    <w:p>
+      <w:pPr>
+        <w:numPr>
+          <w:ilvl w:val="0"/>
+          <w:numId w:val="1"/>
+        </w:numPr>
+        <w:rPr>
+          <w:rFonts w:ascii="Roboto Mono" w:hAnsi="Roboto Mono"/>
+        </w:rPr>
       </w:pPr>
       <w:r>
         <w:rPr>
@@ -1777,9 +1888,538 @@
           <w:b/>
           <w:bCs/>
         </w:rPr>
-        <w:t>7. Mathematical or Graph Networks</w:t>
-      </w:r>
-    </w:p>
+        <w:t>Links</w:t>
+      </w:r>
+      <w:r>
+        <w:rPr>
+          <w:rFonts w:ascii="Roboto Mono" w:hAnsi="Roboto Mono"/>
+        </w:rPr>
+        <w:t xml:space="preserve"> (connections between the nodes, like cables or relationships)</w:t>
+      </w:r>
+    </w:p>
+    <w:p>
+      <w:pPr>
+        <w:numPr>
+          <w:ilvl w:val="0"/>
+          <w:numId w:val="1"/>
+        </w:numPr>
+        <w:rPr>
+          <w:rFonts w:ascii="Roboto Mono" w:hAnsi="Roboto Mono"/>
+        </w:rPr>
+      </w:pPr>
+      <w:r>
+        <w:rPr>
+          <w:rFonts w:ascii="Roboto Mono" w:hAnsi="Roboto Mono"/>
+          <w:b/>
+          <w:bCs/>
+        </w:rPr>
+        <w:t>Communication or interaction</w:t>
+      </w:r>
+      <w:r>
+        <w:rPr>
+          <w:rFonts w:ascii="Roboto Mono" w:hAnsi="Roboto Mono"/>
+        </w:rPr>
+        <w:t xml:space="preserve"> (how information moves between nodes)</w:t>
+      </w:r>
+    </w:p>
+    <w:p>
+      <w:pPr>
+        <w:ind w:left="720"/>
+        <w:rPr>
+          <w:rFonts w:ascii="Roboto Mono" w:hAnsi="Roboto Mono"/>
+        </w:rPr>
+      </w:pPr>
+    </w:p>
+    <w:p>
+      <w:pPr>
+        <w:pStyle w:val="Heading3"/>
+      </w:pPr>
+      <w:r>
+        <w:rPr>
+          <w:rFonts w:ascii="Segoe UI Emoji" w:hAnsi="Segoe UI Emoji" w:cs="Segoe UI Emoji"/>
+        </w:rPr>
+        <w:t>📝</w:t>
+      </w:r>
+      <w:r>
+        <w:t xml:space="preserve"> Summary</w:t>
+      </w:r>
+    </w:p>
+    <w:p>
+      <w:pPr>
+        <w:spacing w:before="240" w:after="240"/>
+      </w:pPr>
+      <w:r>
+        <w:rPr>
+          <w:rFonts w:ascii="Arial" w:eastAsia="Arial" w:hAnsi="Arial"/>
+          <w:b/>
+          <w:sz w:val="22"/>
+          <w:shd w:val="clear" w:color="auto" w:fill="B7B7B7"/>
+        </w:rPr>
+        <w:t># Source</w:t>
+      </w:r>
+      <w:r>
+        <w:rPr>
+          <w:rFonts w:ascii="Arial" w:eastAsia="Arial" w:hAnsi="Arial"/>
+          <w:sz w:val="22"/>
+          <w:shd w:val="clear" w:color="auto" w:fill="B7B7B7"/>
+        </w:rPr>
+        <w:t xml:space="preserve">: </w:t>
+      </w:r>
+      <w:r>
+        <w:rPr>
+          <w:rFonts w:ascii="Arial" w:eastAsia="Arial" w:hAnsi="Arial"/>
+          <w:b/>
+          <w:sz w:val="22"/>
+          <w:shd w:val="clear" w:color="auto" w:fill="B7B7B7"/>
+        </w:rPr>
+        <w:t xml:space="preserve">Chatgpt </w:t>
+      </w:r>
+      <w:r>
+        <w:rPr>
+          <w:rFonts w:ascii="Arial" w:eastAsia="Arial" w:hAnsi="Arial"/>
+          <w:b/>
+          <w:sz w:val="22"/>
+          <w:szCs w:val="14"/>
+          <w:shd w:val="clear" w:color="auto" w:fill="B7B7B7"/>
+        </w:rPr>
+        <w:t>(GPT</w:t>
+      </w:r>
+      <w:r>
+        <w:rPr>
+          <w:rFonts w:ascii="Arial" w:eastAsia="Arial" w:hAnsi="Arial" w:cs="Cambria Math"/>
+          <w:b/>
+          <w:sz w:val="22"/>
+          <w:szCs w:val="14"/>
+          <w:shd w:val="clear" w:color="auto" w:fill="B7B7B7"/>
+        </w:rPr>
+        <w:t>‑</w:t>
+      </w:r>
+      <w:r>
+        <w:rPr>
+          <w:rFonts w:ascii="Arial" w:eastAsia="Arial" w:hAnsi="Arial"/>
+          <w:b/>
+          <w:sz w:val="22"/>
+          <w:szCs w:val="14"/>
+          <w:shd w:val="clear" w:color="auto" w:fill="B7B7B7"/>
+        </w:rPr>
+        <w:t>5 Mini) at [12/9/2025]</w:t>
+      </w:r>
+    </w:p>
+    <w:p>
+      <w:pPr>
+        <w:rPr>
+          <w:rFonts w:ascii="Roboto Mono" w:hAnsi="Roboto Mono"/>
+        </w:rPr>
+      </w:pPr>
+      <w:r>
+        <w:rPr>
+          <w:rFonts w:ascii="Roboto Mono" w:hAnsi="Roboto Mono"/>
+        </w:rPr>
+        <w:t xml:space="preserve">A </w:t>
+      </w:r>
+      <w:r>
+        <w:rPr>
+          <w:rFonts w:ascii="Roboto Mono" w:hAnsi="Roboto Mono"/>
+          <w:b/>
+          <w:bCs/>
+        </w:rPr>
+        <w:t>network</w:t>
+      </w:r>
+      <w:r>
+        <w:rPr>
+          <w:rFonts w:ascii="Roboto Mono" w:hAnsi="Roboto Mono"/>
+        </w:rPr>
+        <w:t xml:space="preserve"> is a system of </w:t>
+      </w:r>
+      <w:r>
+        <w:rPr>
+          <w:rFonts w:ascii="Roboto Mono" w:hAnsi="Roboto Mono"/>
+          <w:b/>
+          <w:bCs/>
+        </w:rPr>
+        <w:t>connected elements</w:t>
+      </w:r>
+      <w:r>
+        <w:rPr>
+          <w:rFonts w:ascii="Roboto Mono" w:hAnsi="Roboto Mono"/>
+        </w:rPr>
+        <w:t xml:space="preserve"> that </w:t>
+      </w:r>
+      <w:r>
+        <w:rPr>
+          <w:rFonts w:ascii="Roboto Mono" w:hAnsi="Roboto Mono"/>
+          <w:b/>
+          <w:bCs/>
+        </w:rPr>
+        <w:t>exchange or share something</w:t>
+      </w:r>
+      <w:r>
+        <w:rPr>
+          <w:rFonts w:ascii="Roboto Mono" w:hAnsi="Roboto Mono"/>
+        </w:rPr>
+        <w:t xml:space="preserve"> — whether in technology, biology, society, or infrastructure.</w:t>
+      </w:r>
+    </w:p>
+    <w:p>
+      <w:pPr>
+        <w:rPr>
+          <w:rFonts w:ascii="Roboto Mono" w:hAnsi="Roboto Mono"/>
+        </w:rPr>
+      </w:pPr>
+    </w:p>
+    <w:p>
+      <w:pPr>
+        <w:pStyle w:val="Heading2"/>
+      </w:pPr>
+      <w:r>
+        <w:t>2-</w:t>
+      </w:r>
+      <w:r>
+        <w:t>Computer Network</w:t>
+      </w:r>
+    </w:p>
+    <w:p>
+      <w:pPr>
+        <w:pStyle w:val="Heading3"/>
+      </w:pPr>
+      <w:r>
+        <w:rPr>
+          <w:rFonts w:ascii="Segoe UI Emoji" w:hAnsi="Segoe UI Emoji" w:cs="Segoe UI Emoji"/>
+        </w:rPr>
+        <w:t>🌐</w:t>
+      </w:r>
+      <w:r>
+        <w:t xml:space="preserve"> What Is a Computer Network?</w:t>
+      </w:r>
+    </w:p>
+    <w:p>
+      <w:pPr>
+        <w:rPr>
+          <w:rFonts w:ascii="Roboto Mono" w:hAnsi="Roboto Mono"/>
+        </w:rPr>
+      </w:pPr>
+      <w:r>
+        <w:rPr>
+          <w:rFonts w:ascii="Arial" w:eastAsia="Arial" w:hAnsi="Arial"/>
+          <w:b/>
+          <w:sz w:val="22"/>
+          <w:shd w:val="clear" w:color="auto" w:fill="B7B7B7"/>
+        </w:rPr>
+        <w:t># Source</w:t>
+      </w:r>
+      <w:r>
+        <w:rPr>
+          <w:rFonts w:ascii="Arial" w:eastAsia="Arial" w:hAnsi="Arial"/>
+          <w:sz w:val="22"/>
+          <w:shd w:val="clear" w:color="auto" w:fill="B7B7B7"/>
+        </w:rPr>
+        <w:t xml:space="preserve">: </w:t>
+      </w:r>
+      <w:r>
+        <w:rPr>
+          <w:rFonts w:ascii="Arial" w:eastAsia="Arial" w:hAnsi="Arial"/>
+          <w:b/>
+          <w:sz w:val="22"/>
+          <w:shd w:val="clear" w:color="auto" w:fill="B7B7B7"/>
+        </w:rPr>
+        <w:t xml:space="preserve">Chatgpt </w:t>
+      </w:r>
+      <w:r>
+        <w:rPr>
+          <w:rFonts w:ascii="Arial" w:eastAsia="Arial" w:hAnsi="Arial"/>
+          <w:b/>
+          <w:sz w:val="22"/>
+          <w:szCs w:val="14"/>
+          <w:shd w:val="clear" w:color="auto" w:fill="B7B7B7"/>
+        </w:rPr>
+        <w:t>(GPT</w:t>
+      </w:r>
+      <w:r>
+        <w:rPr>
+          <w:rFonts w:ascii="Arial" w:eastAsia="Arial" w:hAnsi="Arial" w:cs="Cambria Math"/>
+          <w:b/>
+          <w:sz w:val="22"/>
+          <w:szCs w:val="14"/>
+          <w:shd w:val="clear" w:color="auto" w:fill="B7B7B7"/>
+        </w:rPr>
+        <w:t>‑</w:t>
+      </w:r>
+      <w:r>
+        <w:rPr>
+          <w:rFonts w:ascii="Arial" w:eastAsia="Arial" w:hAnsi="Arial"/>
+          <w:b/>
+          <w:sz w:val="22"/>
+          <w:szCs w:val="14"/>
+          <w:shd w:val="clear" w:color="auto" w:fill="B7B7B7"/>
+        </w:rPr>
+        <w:t>5 Mini) at [12/9/2025]</w:t>
+      </w:r>
+    </w:p>
+    <w:p>
+      <w:pPr>
+        <w:rPr>
+          <w:rFonts w:ascii="Roboto Mono" w:hAnsi="Roboto Mono"/>
+        </w:rPr>
+      </w:pPr>
+      <w:r>
+        <w:rPr>
+          <w:rFonts w:ascii="Roboto Mono" w:hAnsi="Roboto Mono"/>
+        </w:rPr>
+        <w:t>A computer network is a system where two or more computers or devices are connected to share resources, exchange data, and communicate with each other. Networks can range from small setups in a home to vast global systems like the Internet.</w:t>
+      </w:r>
+    </w:p>
+    <w:p>
+      <w:pPr>
+        <w:rPr>
+          <w:rFonts w:ascii="Roboto Mono" w:hAnsi="Roboto Mono"/>
+        </w:rPr>
+      </w:pPr>
+      <w:r>
+        <w:rPr>
+          <w:rFonts w:ascii="Roboto Mono" w:hAnsi="Roboto Mono"/>
+        </w:rPr>
+        <w:pict>
+          <v:rect id="_x0000_i1032" style="width:0;height:1.5pt" o:hralign="center" o:hrstd="t" o:hr="t" fillcolor="#a0a0a0" stroked="f"/>
+        </w:pict>
+      </w:r>
+    </w:p>
+    <w:p>
+      <w:pPr>
+        <w:pStyle w:val="Heading3"/>
+      </w:pPr>
+      <w:r>
+        <w:rPr>
+          <w:rFonts w:ascii="Segoe UI Emoji" w:hAnsi="Segoe UI Emoji" w:cs="Segoe UI Emoji"/>
+        </w:rPr>
+        <w:t>🧠</w:t>
+      </w:r>
+      <w:r>
+        <w:t xml:space="preserve"> In Simple Terms:</w:t>
+      </w:r>
+    </w:p>
+    <w:p>
+      <w:pPr>
+        <w:rPr>
+          <w:rFonts w:ascii="Roboto Mono" w:hAnsi="Roboto Mono"/>
+        </w:rPr>
+      </w:pPr>
+      <w:r>
+        <w:rPr>
+          <w:rFonts w:ascii="Arial" w:eastAsia="Arial" w:hAnsi="Arial"/>
+          <w:b/>
+          <w:sz w:val="22"/>
+          <w:shd w:val="clear" w:color="auto" w:fill="B7B7B7"/>
+        </w:rPr>
+        <w:t># Source</w:t>
+      </w:r>
+      <w:r>
+        <w:rPr>
+          <w:rFonts w:ascii="Arial" w:eastAsia="Arial" w:hAnsi="Arial"/>
+          <w:sz w:val="22"/>
+          <w:shd w:val="clear" w:color="auto" w:fill="B7B7B7"/>
+        </w:rPr>
+        <w:t xml:space="preserve">: </w:t>
+      </w:r>
+      <w:r>
+        <w:rPr>
+          <w:rFonts w:ascii="Arial" w:eastAsia="Arial" w:hAnsi="Arial"/>
+          <w:b/>
+          <w:sz w:val="22"/>
+          <w:shd w:val="clear" w:color="auto" w:fill="B7B7B7"/>
+        </w:rPr>
+        <w:t xml:space="preserve">Chatgpt </w:t>
+      </w:r>
+      <w:r>
+        <w:rPr>
+          <w:rFonts w:ascii="Arial" w:eastAsia="Arial" w:hAnsi="Arial"/>
+          <w:b/>
+          <w:sz w:val="22"/>
+          <w:szCs w:val="14"/>
+          <w:shd w:val="clear" w:color="auto" w:fill="B7B7B7"/>
+        </w:rPr>
+        <w:t>(GPT</w:t>
+      </w:r>
+      <w:r>
+        <w:rPr>
+          <w:rFonts w:ascii="Arial" w:eastAsia="Arial" w:hAnsi="Arial" w:cs="Cambria Math"/>
+          <w:b/>
+          <w:sz w:val="22"/>
+          <w:szCs w:val="14"/>
+          <w:shd w:val="clear" w:color="auto" w:fill="B7B7B7"/>
+        </w:rPr>
+        <w:t>‑</w:t>
+      </w:r>
+      <w:r>
+        <w:rPr>
+          <w:rFonts w:ascii="Arial" w:eastAsia="Arial" w:hAnsi="Arial"/>
+          <w:b/>
+          <w:sz w:val="22"/>
+          <w:szCs w:val="14"/>
+          <w:shd w:val="clear" w:color="auto" w:fill="B7B7B7"/>
+        </w:rPr>
+        <w:t>5 Mini) at [12/9/2025]</w:t>
+      </w:r>
+    </w:p>
+    <w:p>
+      <w:pPr>
+        <w:rPr>
+          <w:rFonts w:ascii="Roboto Mono" w:hAnsi="Roboto Mono"/>
+        </w:rPr>
+      </w:pPr>
+      <w:r>
+        <w:rPr>
+          <w:rFonts w:ascii="Roboto Mono" w:eastAsia="Arial" w:hAnsi="Roboto Mono"/>
+          <w:b/>
+          <w:bCs/>
+          <w:sz w:val="22"/>
+        </w:rPr>
+        <w:t>Network = Devices linked together to share data and resources.</w:t>
+      </w:r>
+    </w:p>
+    <w:p>
+      <w:pPr>
+        <w:spacing w:before="240" w:after="240"/>
+        <w:rPr>
+          <w:rFonts w:ascii="Roboto Mono" w:hAnsi="Roboto Mono"/>
+        </w:rPr>
+      </w:pPr>
+      <w:r>
+        <w:rPr>
+          <w:rFonts w:ascii="Roboto Mono" w:hAnsi="Roboto Mono"/>
+        </w:rPr>
+        <w:t xml:space="preserve">These connections can be </w:t>
+      </w:r>
+      <w:r>
+        <w:rPr>
+          <w:rFonts w:ascii="Roboto Mono" w:hAnsi="Roboto Mono"/>
+          <w:b/>
+          <w:bCs/>
+        </w:rPr>
+        <w:t>wired (Ethernet cables)</w:t>
+      </w:r>
+      <w:r>
+        <w:rPr>
+          <w:rFonts w:ascii="Roboto Mono" w:hAnsi="Roboto Mono"/>
+        </w:rPr>
+        <w:t xml:space="preserve"> or </w:t>
+      </w:r>
+      <w:r>
+        <w:rPr>
+          <w:rFonts w:ascii="Roboto Mono" w:hAnsi="Roboto Mono"/>
+          <w:b/>
+          <w:bCs/>
+        </w:rPr>
+        <w:t>wireless (Wi-Fi, Bluetooth)</w:t>
+      </w:r>
+      <w:r>
+        <w:rPr>
+          <w:rFonts w:ascii="Roboto Mono" w:hAnsi="Roboto Mono"/>
+        </w:rPr>
+        <w:t>.</w:t>
+      </w:r>
+    </w:p>
+    <w:p>
+      <w:pPr>
+        <w:rPr>
+          <w:rFonts w:ascii="Roboto Mono" w:hAnsi="Roboto Mono"/>
+        </w:rPr>
+      </w:pPr>
+      <w:r>
+        <w:rPr>
+          <w:rFonts w:ascii="Roboto Mono" w:hAnsi="Roboto Mono"/>
+        </w:rPr>
+        <w:pict>
+          <v:rect id="_x0000_i1033" style="width:0;height:1.5pt" o:hralign="center" o:hrstd="t" o:hr="t" fillcolor="#a0a0a0" stroked="f"/>
+        </w:pict>
+      </w:r>
+    </w:p>
+    <w:p>
+      <w:pPr>
+        <w:pStyle w:val="Heading3"/>
+      </w:pPr>
+      <w:r>
+        <w:rPr>
+          <w:rFonts w:ascii="Segoe UI Emoji" w:hAnsi="Segoe UI Emoji" w:cs="Segoe UI Emoji"/>
+        </w:rPr>
+        <w:t>✅</w:t>
+      </w:r>
+      <w:r>
+        <w:t xml:space="preserve"> </w:t>
+      </w:r>
+      <w:bookmarkStart w:id="1" w:name="_Hlk216171727"/>
+      <w:r>
+        <w:t>Common Types of Networks</w:t>
+      </w:r>
+      <w:bookmarkEnd w:id="1"/>
+      <w:r>
+        <w:t>:</w:t>
+      </w:r>
+    </w:p>
+    <w:p>
+      <w:pPr>
+        <w:rPr>
+          <w:rFonts w:ascii="Roboto Mono" w:hAnsi="Roboto Mono"/>
+        </w:rPr>
+      </w:pPr>
+      <w:bookmarkStart w:id="2" w:name="_Hlk216171260"/>
+      <w:r>
+        <w:rPr>
+          <w:rFonts w:ascii="Arial" w:eastAsia="Arial" w:hAnsi="Arial"/>
+          <w:b/>
+          <w:sz w:val="22"/>
+          <w:shd w:val="clear" w:color="auto" w:fill="B7B7B7"/>
+        </w:rPr>
+        <w:t># Source</w:t>
+      </w:r>
+      <w:r>
+        <w:rPr>
+          <w:rFonts w:ascii="Arial" w:eastAsia="Arial" w:hAnsi="Arial"/>
+          <w:sz w:val="22"/>
+          <w:shd w:val="clear" w:color="auto" w:fill="B7B7B7"/>
+        </w:rPr>
+        <w:t xml:space="preserve">: </w:t>
+      </w:r>
+      <w:r>
+        <w:rPr>
+          <w:rFonts w:ascii="Arial" w:eastAsia="Arial" w:hAnsi="Arial"/>
+          <w:b/>
+          <w:sz w:val="22"/>
+          <w:shd w:val="clear" w:color="auto" w:fill="B7B7B7"/>
+        </w:rPr>
+        <w:t xml:space="preserve">Chatgpt </w:t>
+      </w:r>
+      <w:r>
+        <w:rPr>
+          <w:rFonts w:ascii="Arial" w:eastAsia="Arial" w:hAnsi="Arial"/>
+          <w:b/>
+          <w:sz w:val="22"/>
+          <w:szCs w:val="14"/>
+          <w:shd w:val="clear" w:color="auto" w:fill="B7B7B7"/>
+        </w:rPr>
+        <w:t>(GPT</w:t>
+      </w:r>
+      <w:r>
+        <w:rPr>
+          <w:rFonts w:ascii="Arial" w:eastAsia="Arial" w:hAnsi="Arial" w:cs="Cambria Math"/>
+          <w:b/>
+          <w:sz w:val="22"/>
+          <w:szCs w:val="14"/>
+          <w:shd w:val="clear" w:color="auto" w:fill="B7B7B7"/>
+        </w:rPr>
+        <w:t>‑</w:t>
+      </w:r>
+      <w:r>
+        <w:rPr>
+          <w:rFonts w:ascii="Arial" w:eastAsia="Arial" w:hAnsi="Arial"/>
+          <w:b/>
+          <w:sz w:val="22"/>
+          <w:szCs w:val="14"/>
+          <w:shd w:val="clear" w:color="auto" w:fill="B7B7B7"/>
+        </w:rPr>
+        <w:t>5 Mini) at [12/9/2025]</w:t>
+      </w:r>
+    </w:p>
+    <w:bookmarkEnd w:id="2"/>
     <w:p>
       <w:pPr>
         <w:numPr>
@@ -1796,13 +2436,13 @@
           <w:b/>
           <w:bCs/>
         </w:rPr>
-        <w:t>Graph theory networks</w:t>
-      </w:r>
-      <w:r>
-        <w:rPr>
-          <w:rFonts w:ascii="Roboto Mono" w:hAnsi="Roboto Mono"/>
-        </w:rPr>
-        <w:t xml:space="preserve"> – nodes and edges representing relationships.</w:t>
+        <w:t>LAN (Local Area Network):</w:t>
+      </w:r>
+      <w:r>
+        <w:rPr>
+          <w:rFonts w:ascii="Roboto Mono" w:hAnsi="Roboto Mono"/>
+        </w:rPr>
+        <w:t xml:space="preserve"> Covers a small area like a home, office, or school.</w:t>
       </w:r>
     </w:p>
     <w:p>
@@ -1821,124 +2461,20 @@
           <w:b/>
           <w:bCs/>
         </w:rPr>
-        <w:t>Electric power grid</w:t>
-      </w:r>
-      <w:r>
-        <w:rPr>
-          <w:rFonts w:ascii="Roboto Mono" w:hAnsi="Roboto Mono"/>
-        </w:rPr>
-        <w:t xml:space="preserve"> – generators, transformers, and consumers connected by cables.</w:t>
-      </w:r>
-    </w:p>
-    <w:p>
-      <w:pPr>
-        <w:rPr>
-          <w:rFonts w:ascii="Roboto Mono" w:hAnsi="Roboto Mono"/>
-        </w:rPr>
-      </w:pPr>
-      <w:r>
-        <w:rPr>
-          <w:rFonts w:ascii="Roboto Mono" w:hAnsi="Roboto Mono"/>
-        </w:rPr>
-        <w:pict w14:anchorId="78752F16">
-          <v:rect id="_x0000_i1031" style="width:0;height:1.5pt" o:hralign="center" o:hrstd="t" o:hr="t" fillcolor="#a0a0a0" stroked="f"/>
-        </w:pict>
-      </w:r>
-    </w:p>
-    <w:p>
-      <w:pPr>
-        <w:pStyle w:val="Heading3"/>
-      </w:pPr>
-      <w:r>
-        <w:rPr>
-          <w:rFonts w:ascii="Segoe UI Emoji" w:hAnsi="Segoe UI Emoji" w:cs="Segoe UI Emoji"/>
-        </w:rPr>
-        <w:t>🔧</w:t>
-      </w:r>
-      <w:r>
-        <w:t xml:space="preserve"> </w:t>
-      </w:r>
-      <w:r>
-        <w:t>Key Characteristics of a Network</w:t>
-      </w:r>
-    </w:p>
-    <w:p>
-      <w:pPr>
-        <w:spacing w:before="240" w:after="240"/>
-      </w:pPr>
-      <w:r>
-        <w:rPr>
-          <w:rFonts w:ascii="Arial" w:eastAsia="Arial" w:hAnsi="Arial"/>
-          <w:b/>
-          <w:sz w:val="22"/>
-          <w:shd w:val="clear" w:color="auto" w:fill="B7B7B7"/>
-        </w:rPr>
-        <w:t># Source</w:t>
-      </w:r>
-      <w:r>
-        <w:rPr>
-          <w:rFonts w:ascii="Arial" w:eastAsia="Arial" w:hAnsi="Arial"/>
-          <w:sz w:val="22"/>
-          <w:shd w:val="clear" w:color="auto" w:fill="B7B7B7"/>
-        </w:rPr>
-        <w:t xml:space="preserve">: </w:t>
-      </w:r>
-      <w:proofErr w:type="spellStart"/>
-      <w:r>
-        <w:rPr>
-          <w:rFonts w:ascii="Arial" w:eastAsia="Arial" w:hAnsi="Arial"/>
-          <w:b/>
-          <w:sz w:val="22"/>
-          <w:shd w:val="clear" w:color="auto" w:fill="B7B7B7"/>
-        </w:rPr>
-        <w:t>Chatgpt</w:t>
-      </w:r>
-      <w:proofErr w:type="spellEnd"/>
-      <w:r>
-        <w:rPr>
-          <w:rFonts w:ascii="Arial" w:eastAsia="Arial" w:hAnsi="Arial"/>
-          <w:b/>
-          <w:sz w:val="22"/>
-          <w:shd w:val="clear" w:color="auto" w:fill="B7B7B7"/>
-        </w:rPr>
-        <w:t xml:space="preserve"> </w:t>
-      </w:r>
-      <w:r>
-        <w:rPr>
-          <w:rFonts w:ascii="Arial" w:eastAsia="Arial" w:hAnsi="Arial"/>
-          <w:b/>
-          <w:sz w:val="22"/>
-          <w:szCs w:val="14"/>
-          <w:shd w:val="clear" w:color="auto" w:fill="B7B7B7"/>
-        </w:rPr>
-        <w:t>(GPT</w:t>
-      </w:r>
-      <w:r>
-        <w:rPr>
-          <w:rFonts w:ascii="Arial" w:eastAsia="Arial" w:hAnsi="Arial" w:cs="Cambria Math"/>
-          <w:b/>
-          <w:sz w:val="22"/>
-          <w:szCs w:val="14"/>
-          <w:shd w:val="clear" w:color="auto" w:fill="B7B7B7"/>
-        </w:rPr>
-        <w:t>‑</w:t>
-      </w:r>
-      <w:r>
-        <w:rPr>
-          <w:rFonts w:ascii="Arial" w:eastAsia="Arial" w:hAnsi="Arial"/>
-          <w:b/>
-          <w:sz w:val="22"/>
-          <w:szCs w:val="14"/>
-          <w:shd w:val="clear" w:color="auto" w:fill="B7B7B7"/>
-        </w:rPr>
-        <w:t>5 Mini) at [12/9/2025]</w:t>
+        <w:t>WAN (Wide Area Network):</w:t>
+      </w:r>
+      <w:r>
+        <w:rPr>
+          <w:rFonts w:ascii="Roboto Mono" w:hAnsi="Roboto Mono"/>
+        </w:rPr>
+        <w:t xml:space="preserve"> Covers large areas, cities, or countries; the Internet is the largest WAN.</w:t>
       </w:r>
     </w:p>
     <w:p>
       <w:pPr>
         <w:numPr>
           <w:ilvl w:val="0"/>
-          <w:numId w:val="2"/>
+          <w:numId w:val="9"/>
         </w:numPr>
         <w:rPr>
           <w:rFonts w:ascii="Roboto Mono" w:hAnsi="Roboto Mono"/>
@@ -1950,20 +2486,20 @@
           <w:b/>
           <w:bCs/>
         </w:rPr>
-        <w:t>Nodes</w:t>
-      </w:r>
-      <w:r>
-        <w:rPr>
-          <w:rFonts w:ascii="Roboto Mono" w:hAnsi="Roboto Mono"/>
-        </w:rPr>
-        <w:t xml:space="preserve"> (the individual points, like computers or people)</w:t>
+        <w:t>MAN (Metropolitan Area Network):</w:t>
+      </w:r>
+      <w:r>
+        <w:rPr>
+          <w:rFonts w:ascii="Roboto Mono" w:hAnsi="Roboto Mono"/>
+        </w:rPr>
+        <w:t xml:space="preserve"> Spans a city or large campus.</w:t>
       </w:r>
     </w:p>
     <w:p>
       <w:pPr>
         <w:numPr>
           <w:ilvl w:val="0"/>
-          <w:numId w:val="2"/>
+          <w:numId w:val="9"/>
         </w:numPr>
         <w:rPr>
           <w:rFonts w:ascii="Roboto Mono" w:hAnsi="Roboto Mono"/>
@@ -1975,20 +2511,20 @@
           <w:b/>
           <w:bCs/>
         </w:rPr>
-        <w:t>Links</w:t>
-      </w:r>
-      <w:r>
-        <w:rPr>
-          <w:rFonts w:ascii="Roboto Mono" w:hAnsi="Roboto Mono"/>
-        </w:rPr>
-        <w:t xml:space="preserve"> (connections between the nodes, like cables or relationships)</w:t>
+        <w:t>PAN (Personal Area Network):</w:t>
+      </w:r>
+      <w:r>
+        <w:rPr>
+          <w:rFonts w:ascii="Roboto Mono" w:hAnsi="Roboto Mono"/>
+        </w:rPr>
+        <w:t xml:space="preserve"> Connects personal devices like smartphones, tablets, and laptops.</w:t>
       </w:r>
     </w:p>
     <w:p>
       <w:pPr>
         <w:numPr>
           <w:ilvl w:val="0"/>
-          <w:numId w:val="2"/>
+          <w:numId w:val="9"/>
         </w:numPr>
         <w:rPr>
           <w:rFonts w:ascii="Roboto Mono" w:hAnsi="Roboto Mono"/>
@@ -2000,22 +2536,29 @@
           <w:b/>
           <w:bCs/>
         </w:rPr>
-        <w:t>Communication or interaction</w:t>
-      </w:r>
-      <w:r>
-        <w:rPr>
-          <w:rFonts w:ascii="Roboto Mono" w:hAnsi="Roboto Mono"/>
-        </w:rPr>
-        <w:t xml:space="preserve"> (how information moves between nodes)</w:t>
-      </w:r>
-    </w:p>
-    <w:p>
-      <w:pPr>
-        <w:ind w:left="720"/>
-        <w:rPr>
-          <w:rFonts w:ascii="Roboto Mono" w:hAnsi="Roboto Mono"/>
-        </w:rPr>
-      </w:pPr>
+        <w:t>CAN (Campus Area Network):</w:t>
+      </w:r>
+      <w:r>
+        <w:rPr>
+          <w:rFonts w:ascii="Roboto Mono" w:hAnsi="Roboto Mono"/>
+        </w:rPr>
+        <w:t xml:space="preserve"> Links multiple LANs within a campus or business area.</w:t>
+      </w:r>
+    </w:p>
+    <w:p>
+      <w:pPr>
+        <w:rPr>
+          <w:rFonts w:ascii="Roboto Mono" w:hAnsi="Roboto Mono"/>
+        </w:rPr>
+      </w:pPr>
+      <w:r>
+        <w:rPr>
+          <w:rFonts w:ascii="Roboto Mono" w:hAnsi="Roboto Mono"/>
+        </w:rPr>
+        <w:pict>
+          <v:rect id="_x0000_i1034" style="width:0;height:1.5pt" o:hralign="center" o:hrstd="t" o:hr="t" fillcolor="#a0a0a0" stroked="f"/>
+        </w:pict>
+      </w:r>
     </w:p>
     <w:p>
       <w:pPr>
@@ -2025,19 +2568,17 @@
         <w:rPr>
           <w:rFonts w:ascii="Segoe UI Emoji" w:hAnsi="Segoe UI Emoji" w:cs="Segoe UI Emoji"/>
         </w:rPr>
-        <w:lastRenderedPageBreak/>
-        <w:t>📝</w:t>
-      </w:r>
-      <w:r>
-        <w:t xml:space="preserve"> </w:t>
-      </w:r>
-      <w:r>
-        <w:t>Summary</w:t>
-      </w:r>
-    </w:p>
-    <w:p>
-      <w:pPr>
-        <w:spacing w:before="240" w:after="240"/>
+        <w:t>🔧</w:t>
+      </w:r>
+      <w:r>
+        <w:t xml:space="preserve"> What a Network Can Do:</w:t>
+      </w:r>
+    </w:p>
+    <w:p>
+      <w:pPr>
+        <w:rPr>
+          <w:rFonts w:ascii="Roboto Mono" w:hAnsi="Roboto Mono"/>
+        </w:rPr>
       </w:pPr>
       <w:r>
         <w:rPr>
@@ -2056,7 +2597,6 @@
         </w:rPr>
         <w:t xml:space="preserve">: </w:t>
       </w:r>
-      <w:proofErr w:type="spellStart"/>
       <w:r>
         <w:rPr>
           <w:rFonts w:ascii="Arial" w:eastAsia="Arial" w:hAnsi="Arial"/>
@@ -2064,17 +2604,27 @@
           <w:sz w:val="22"/>
           <w:shd w:val="clear" w:color="auto" w:fill="B7B7B7"/>
         </w:rPr>
-        <w:t>Chatgpt</w:t>
-      </w:r>
-      <w:proofErr w:type="spellEnd"/>
+        <w:t xml:space="preserve">Chatgpt </w:t>
+      </w:r>
       <w:r>
         <w:rPr>
           <w:rFonts w:ascii="Arial" w:eastAsia="Arial" w:hAnsi="Arial"/>
           <w:b/>
           <w:sz w:val="22"/>
-          <w:shd w:val="clear" w:color="auto" w:fill="B7B7B7"/>
-        </w:rPr>
-        <w:t xml:space="preserve"> </w:t>
+          <w:szCs w:val="14"/>
+          <w:shd w:val="clear" w:color="auto" w:fill="B7B7B7"/>
+        </w:rPr>
+        <w:t>(GPT</w:t>
+      </w:r>
+      <w:r>
+        <w:rPr>
+          <w:rFonts w:ascii="Arial" w:eastAsia="Arial" w:hAnsi="Arial" w:cs="Cambria Math"/>
+          <w:b/>
+          <w:sz w:val="22"/>
+          <w:szCs w:val="14"/>
+          <w:shd w:val="clear" w:color="auto" w:fill="B7B7B7"/>
+        </w:rPr>
+        <w:t>‑</w:t>
       </w:r>
       <w:r>
         <w:rPr>
@@ -2084,477 +2634,9 @@
           <w:szCs w:val="14"/>
           <w:shd w:val="clear" w:color="auto" w:fill="B7B7B7"/>
         </w:rPr>
-        <w:t>(GPT</w:t>
-      </w:r>
-      <w:r>
-        <w:rPr>
-          <w:rFonts w:ascii="Arial" w:eastAsia="Arial" w:hAnsi="Arial" w:cs="Cambria Math"/>
-          <w:b/>
-          <w:sz w:val="22"/>
-          <w:szCs w:val="14"/>
-          <w:shd w:val="clear" w:color="auto" w:fill="B7B7B7"/>
-        </w:rPr>
-        <w:t>‑</w:t>
-      </w:r>
-      <w:r>
-        <w:rPr>
-          <w:rFonts w:ascii="Arial" w:eastAsia="Arial" w:hAnsi="Arial"/>
-          <w:b/>
-          <w:sz w:val="22"/>
-          <w:szCs w:val="14"/>
-          <w:shd w:val="clear" w:color="auto" w:fill="B7B7B7"/>
-        </w:rPr>
         <w:t>5 Mini) at [12/9/2025]</w:t>
       </w:r>
     </w:p>
-    <w:p>
-      <w:pPr>
-        <w:rPr>
-          <w:rFonts w:ascii="Roboto Mono" w:hAnsi="Roboto Mono"/>
-        </w:rPr>
-      </w:pPr>
-      <w:r>
-        <w:rPr>
-          <w:rFonts w:ascii="Roboto Mono" w:hAnsi="Roboto Mono"/>
-        </w:rPr>
-        <w:t xml:space="preserve">A </w:t>
-      </w:r>
-      <w:r>
-        <w:rPr>
-          <w:rFonts w:ascii="Roboto Mono" w:hAnsi="Roboto Mono"/>
-          <w:b/>
-          <w:bCs/>
-        </w:rPr>
-        <w:t>network</w:t>
-      </w:r>
-      <w:r>
-        <w:rPr>
-          <w:rFonts w:ascii="Roboto Mono" w:hAnsi="Roboto Mono"/>
-        </w:rPr>
-        <w:t xml:space="preserve"> is a system of </w:t>
-      </w:r>
-      <w:r>
-        <w:rPr>
-          <w:rFonts w:ascii="Roboto Mono" w:hAnsi="Roboto Mono"/>
-          <w:b/>
-          <w:bCs/>
-        </w:rPr>
-        <w:t>connected elements</w:t>
-      </w:r>
-      <w:r>
-        <w:rPr>
-          <w:rFonts w:ascii="Roboto Mono" w:hAnsi="Roboto Mono"/>
-        </w:rPr>
-        <w:t xml:space="preserve"> that </w:t>
-      </w:r>
-      <w:r>
-        <w:rPr>
-          <w:rFonts w:ascii="Roboto Mono" w:hAnsi="Roboto Mono"/>
-          <w:b/>
-          <w:bCs/>
-        </w:rPr>
-        <w:t>exchange or share something</w:t>
-      </w:r>
-      <w:r>
-        <w:rPr>
-          <w:rFonts w:ascii="Roboto Mono" w:hAnsi="Roboto Mono"/>
-        </w:rPr>
-        <w:t xml:space="preserve"> — whether in technology, biology, society, or infrastructure.</w:t>
-      </w:r>
-    </w:p>
-    <w:p>
-      <w:pPr>
-        <w:rPr>
-          <w:rFonts w:ascii="Roboto Mono" w:hAnsi="Roboto Mono"/>
-        </w:rPr>
-      </w:pPr>
-    </w:p>
-    <w:p>
-      <w:pPr>
-        <w:pStyle w:val="Heading2"/>
-      </w:pPr>
-      <w:r>
-        <w:t>2-</w:t>
-      </w:r>
-      <w:r>
-        <w:t>Computer Network</w:t>
-      </w:r>
-    </w:p>
-    <w:p>
-      <w:pPr>
-        <w:pStyle w:val="Heading3"/>
-      </w:pPr>
-      <w:r>
-        <w:rPr>
-          <w:rFonts w:ascii="Segoe UI Emoji" w:hAnsi="Segoe UI Emoji" w:cs="Segoe UI Emoji"/>
-        </w:rPr>
-        <w:t>🌐</w:t>
-      </w:r>
-      <w:r>
-        <w:t xml:space="preserve"> What Is a Computer Network?</w:t>
-      </w:r>
-    </w:p>
-    <w:p>
-      <w:pPr>
-        <w:rPr>
-          <w:rFonts w:ascii="Roboto Mono" w:hAnsi="Roboto Mono"/>
-        </w:rPr>
-      </w:pPr>
-      <w:r>
-        <w:rPr>
-          <w:rFonts w:ascii="Arial" w:eastAsia="Arial" w:hAnsi="Arial"/>
-          <w:b/>
-          <w:sz w:val="22"/>
-          <w:shd w:val="clear" w:color="auto" w:fill="B7B7B7"/>
-        </w:rPr>
-        <w:t># Source</w:t>
-      </w:r>
-      <w:r>
-        <w:rPr>
-          <w:rFonts w:ascii="Arial" w:eastAsia="Arial" w:hAnsi="Arial"/>
-          <w:sz w:val="22"/>
-          <w:shd w:val="clear" w:color="auto" w:fill="B7B7B7"/>
-        </w:rPr>
-        <w:t xml:space="preserve">: </w:t>
-      </w:r>
-      <w:proofErr w:type="spellStart"/>
-      <w:r>
-        <w:rPr>
-          <w:rFonts w:ascii="Arial" w:eastAsia="Arial" w:hAnsi="Arial"/>
-          <w:b/>
-          <w:sz w:val="22"/>
-          <w:shd w:val="clear" w:color="auto" w:fill="B7B7B7"/>
-        </w:rPr>
-        <w:t>Chatgpt</w:t>
-      </w:r>
-      <w:proofErr w:type="spellEnd"/>
-      <w:r>
-        <w:rPr>
-          <w:rFonts w:ascii="Arial" w:eastAsia="Arial" w:hAnsi="Arial"/>
-          <w:b/>
-          <w:sz w:val="22"/>
-          <w:shd w:val="clear" w:color="auto" w:fill="B7B7B7"/>
-        </w:rPr>
-        <w:t xml:space="preserve"> </w:t>
-      </w:r>
-      <w:r>
-        <w:rPr>
-          <w:rFonts w:ascii="Arial" w:eastAsia="Arial" w:hAnsi="Arial"/>
-          <w:b/>
-          <w:sz w:val="22"/>
-          <w:szCs w:val="14"/>
-          <w:shd w:val="clear" w:color="auto" w:fill="B7B7B7"/>
-        </w:rPr>
-        <w:t>(GPT</w:t>
-      </w:r>
-      <w:r>
-        <w:rPr>
-          <w:rFonts w:ascii="Arial" w:eastAsia="Arial" w:hAnsi="Arial" w:cs="Cambria Math"/>
-          <w:b/>
-          <w:sz w:val="22"/>
-          <w:szCs w:val="14"/>
-          <w:shd w:val="clear" w:color="auto" w:fill="B7B7B7"/>
-        </w:rPr>
-        <w:t>‑</w:t>
-      </w:r>
-      <w:r>
-        <w:rPr>
-          <w:rFonts w:ascii="Arial" w:eastAsia="Arial" w:hAnsi="Arial"/>
-          <w:b/>
-          <w:sz w:val="22"/>
-          <w:szCs w:val="14"/>
-          <w:shd w:val="clear" w:color="auto" w:fill="B7B7B7"/>
-        </w:rPr>
-        <w:t>5 Mini) at [12/9/2025]</w:t>
-      </w:r>
-    </w:p>
-    <w:p>
-      <w:pPr>
-        <w:rPr>
-          <w:rFonts w:ascii="Roboto Mono" w:hAnsi="Roboto Mono"/>
-        </w:rPr>
-      </w:pPr>
-      <w:r>
-        <w:rPr>
-          <w:rFonts w:ascii="Roboto Mono" w:hAnsi="Roboto Mono"/>
-        </w:rPr>
-        <w:t>A computer network is a system where two or more computers or devices are connected to share resources, exchange data, and communicate with each other. Networks can range from small setups in a home to vast global systems like the Internet.</w:t>
-      </w:r>
-    </w:p>
-    <w:p>
-      <w:pPr>
-        <w:rPr>
-          <w:rFonts w:ascii="Roboto Mono" w:hAnsi="Roboto Mono"/>
-        </w:rPr>
-      </w:pPr>
-      <w:r>
-        <w:rPr>
-          <w:rFonts w:ascii="Roboto Mono" w:hAnsi="Roboto Mono"/>
-        </w:rPr>
-        <w:pict w14:anchorId="35FC2850">
-          <v:rect id="_x0000_i1032" style="width:0;height:1.5pt" o:hralign="center" o:hrstd="t" o:hr="t" fillcolor="#a0a0a0" stroked="f"/>
-        </w:pict>
-      </w:r>
-    </w:p>
-    <w:p>
-      <w:pPr>
-        <w:pStyle w:val="Heading3"/>
-      </w:pPr>
-      <w:r>
-        <w:rPr>
-          <w:rFonts w:ascii="Segoe UI Emoji" w:hAnsi="Segoe UI Emoji" w:cs="Segoe UI Emoji"/>
-        </w:rPr>
-        <w:t>🧠</w:t>
-      </w:r>
-      <w:r>
-        <w:t xml:space="preserve"> In Simple Terms:</w:t>
-      </w:r>
-    </w:p>
-    <w:p>
-      <w:pPr>
-        <w:rPr>
-          <w:rFonts w:ascii="Roboto Mono" w:hAnsi="Roboto Mono"/>
-        </w:rPr>
-      </w:pPr>
-      <w:r>
-        <w:rPr>
-          <w:rFonts w:ascii="Arial" w:eastAsia="Arial" w:hAnsi="Arial"/>
-          <w:b/>
-          <w:sz w:val="22"/>
-          <w:shd w:val="clear" w:color="auto" w:fill="B7B7B7"/>
-        </w:rPr>
-        <w:t># Source</w:t>
-      </w:r>
-      <w:r>
-        <w:rPr>
-          <w:rFonts w:ascii="Arial" w:eastAsia="Arial" w:hAnsi="Arial"/>
-          <w:sz w:val="22"/>
-          <w:shd w:val="clear" w:color="auto" w:fill="B7B7B7"/>
-        </w:rPr>
-        <w:t xml:space="preserve">: </w:t>
-      </w:r>
-      <w:proofErr w:type="spellStart"/>
-      <w:r>
-        <w:rPr>
-          <w:rFonts w:ascii="Arial" w:eastAsia="Arial" w:hAnsi="Arial"/>
-          <w:b/>
-          <w:sz w:val="22"/>
-          <w:shd w:val="clear" w:color="auto" w:fill="B7B7B7"/>
-        </w:rPr>
-        <w:t>Chatgpt</w:t>
-      </w:r>
-      <w:proofErr w:type="spellEnd"/>
-      <w:r>
-        <w:rPr>
-          <w:rFonts w:ascii="Arial" w:eastAsia="Arial" w:hAnsi="Arial"/>
-          <w:b/>
-          <w:sz w:val="22"/>
-          <w:shd w:val="clear" w:color="auto" w:fill="B7B7B7"/>
-        </w:rPr>
-        <w:t xml:space="preserve"> </w:t>
-      </w:r>
-      <w:r>
-        <w:rPr>
-          <w:rFonts w:ascii="Arial" w:eastAsia="Arial" w:hAnsi="Arial"/>
-          <w:b/>
-          <w:sz w:val="22"/>
-          <w:szCs w:val="14"/>
-          <w:shd w:val="clear" w:color="auto" w:fill="B7B7B7"/>
-        </w:rPr>
-        <w:t>(GPT</w:t>
-      </w:r>
-      <w:r>
-        <w:rPr>
-          <w:rFonts w:ascii="Arial" w:eastAsia="Arial" w:hAnsi="Arial" w:cs="Cambria Math"/>
-          <w:b/>
-          <w:sz w:val="22"/>
-          <w:szCs w:val="14"/>
-          <w:shd w:val="clear" w:color="auto" w:fill="B7B7B7"/>
-        </w:rPr>
-        <w:t>‑</w:t>
-      </w:r>
-      <w:r>
-        <w:rPr>
-          <w:rFonts w:ascii="Arial" w:eastAsia="Arial" w:hAnsi="Arial"/>
-          <w:b/>
-          <w:sz w:val="22"/>
-          <w:szCs w:val="14"/>
-          <w:shd w:val="clear" w:color="auto" w:fill="B7B7B7"/>
-        </w:rPr>
-        <w:t>5 Mini) at [12/9/2025]</w:t>
-      </w:r>
-    </w:p>
-    <w:p>
-      <w:pPr>
-        <w:rPr>
-          <w:rFonts w:ascii="Roboto Mono" w:hAnsi="Roboto Mono"/>
-        </w:rPr>
-      </w:pPr>
-      <w:r>
-        <w:rPr>
-          <w:rFonts w:ascii="Roboto Mono" w:eastAsia="Arial" w:hAnsi="Roboto Mono"/>
-          <w:b/>
-          <w:bCs/>
-          <w:sz w:val="22"/>
-        </w:rPr>
-        <w:t>Network = Devices linked together to share data and resources.</w:t>
-      </w:r>
-    </w:p>
-    <w:p>
-      <w:pPr>
-        <w:spacing w:before="240" w:after="240"/>
-        <w:rPr>
-          <w:rFonts w:ascii="Roboto Mono" w:hAnsi="Roboto Mono"/>
-        </w:rPr>
-      </w:pPr>
-      <w:r>
-        <w:rPr>
-          <w:rFonts w:ascii="Roboto Mono" w:hAnsi="Roboto Mono"/>
-        </w:rPr>
-        <w:t xml:space="preserve">These connections can be </w:t>
-      </w:r>
-      <w:r>
-        <w:rPr>
-          <w:rFonts w:ascii="Roboto Mono" w:hAnsi="Roboto Mono"/>
-          <w:b/>
-          <w:bCs/>
-        </w:rPr>
-        <w:t>wired (Ethernet cables)</w:t>
-      </w:r>
-      <w:r>
-        <w:rPr>
-          <w:rFonts w:ascii="Roboto Mono" w:hAnsi="Roboto Mono"/>
-        </w:rPr>
-        <w:t xml:space="preserve"> or </w:t>
-      </w:r>
-      <w:r>
-        <w:rPr>
-          <w:rFonts w:ascii="Roboto Mono" w:hAnsi="Roboto Mono"/>
-          <w:b/>
-          <w:bCs/>
-        </w:rPr>
-        <w:t>wireless (Wi-Fi, Bluetooth)</w:t>
-      </w:r>
-      <w:r>
-        <w:rPr>
-          <w:rFonts w:ascii="Roboto Mono" w:hAnsi="Roboto Mono"/>
-        </w:rPr>
-        <w:t>.</w:t>
-      </w:r>
-    </w:p>
-    <w:p>
-      <w:pPr>
-        <w:rPr>
-          <w:rFonts w:ascii="Roboto Mono" w:hAnsi="Roboto Mono"/>
-        </w:rPr>
-      </w:pPr>
-      <w:r>
-        <w:rPr>
-          <w:rFonts w:ascii="Roboto Mono" w:hAnsi="Roboto Mono"/>
-        </w:rPr>
-        <w:pict w14:anchorId="25A34D72">
-          <v:rect id="_x0000_i1033" style="width:0;height:1.5pt" o:hralign="center" o:hrstd="t" o:hr="t" fillcolor="#a0a0a0" stroked="f"/>
-        </w:pict>
-      </w:r>
-    </w:p>
-    <w:p>
-      <w:pPr>
-        <w:pStyle w:val="Heading3"/>
-      </w:pPr>
-      <w:r>
-        <w:rPr>
-          <w:rFonts w:ascii="Segoe UI Emoji" w:hAnsi="Segoe UI Emoji" w:cs="Segoe UI Emoji"/>
-        </w:rPr>
-        <w:t>✅</w:t>
-      </w:r>
-      <w:r>
-        <w:t xml:space="preserve"> </w:t>
-      </w:r>
-      <w:bookmarkStart w:id="1" w:name="_Hlk216171727"/>
-      <w:r>
-        <w:t>Common Types of Networks</w:t>
-      </w:r>
-      <w:bookmarkEnd w:id="1"/>
-      <w:r>
-        <w:t>:</w:t>
-      </w:r>
-    </w:p>
-    <w:p>
-      <w:pPr>
-        <w:rPr>
-          <w:rFonts w:ascii="Roboto Mono" w:hAnsi="Roboto Mono"/>
-        </w:rPr>
-      </w:pPr>
-      <w:bookmarkStart w:id="2" w:name="_Hlk216171260"/>
-      <w:r>
-        <w:rPr>
-          <w:rFonts w:ascii="Arial" w:eastAsia="Arial" w:hAnsi="Arial"/>
-          <w:b/>
-          <w:sz w:val="22"/>
-          <w:shd w:val="clear" w:color="auto" w:fill="B7B7B7"/>
-        </w:rPr>
-        <w:t># Source</w:t>
-      </w:r>
-      <w:r>
-        <w:rPr>
-          <w:rFonts w:ascii="Arial" w:eastAsia="Arial" w:hAnsi="Arial"/>
-          <w:sz w:val="22"/>
-          <w:shd w:val="clear" w:color="auto" w:fill="B7B7B7"/>
-        </w:rPr>
-        <w:t xml:space="preserve">: </w:t>
-      </w:r>
-      <w:proofErr w:type="spellStart"/>
-      <w:r>
-        <w:rPr>
-          <w:rFonts w:ascii="Arial" w:eastAsia="Arial" w:hAnsi="Arial"/>
-          <w:b/>
-          <w:sz w:val="22"/>
-          <w:shd w:val="clear" w:color="auto" w:fill="B7B7B7"/>
-        </w:rPr>
-        <w:t>Chatgpt</w:t>
-      </w:r>
-      <w:proofErr w:type="spellEnd"/>
-      <w:r>
-        <w:rPr>
-          <w:rFonts w:ascii="Arial" w:eastAsia="Arial" w:hAnsi="Arial"/>
-          <w:b/>
-          <w:sz w:val="22"/>
-          <w:shd w:val="clear" w:color="auto" w:fill="B7B7B7"/>
-        </w:rPr>
-        <w:t xml:space="preserve"> </w:t>
-      </w:r>
-      <w:r>
-        <w:rPr>
-          <w:rFonts w:ascii="Arial" w:eastAsia="Arial" w:hAnsi="Arial"/>
-          <w:b/>
-          <w:sz w:val="22"/>
-          <w:szCs w:val="14"/>
-          <w:shd w:val="clear" w:color="auto" w:fill="B7B7B7"/>
-        </w:rPr>
-        <w:t>(GPT</w:t>
-      </w:r>
-      <w:r>
-        <w:rPr>
-          <w:rFonts w:ascii="Arial" w:eastAsia="Arial" w:hAnsi="Arial" w:cs="Cambria Math"/>
-          <w:b/>
-          <w:sz w:val="22"/>
-          <w:szCs w:val="14"/>
-          <w:shd w:val="clear" w:color="auto" w:fill="B7B7B7"/>
-        </w:rPr>
-        <w:t>‑</w:t>
-      </w:r>
-      <w:r>
-        <w:rPr>
-          <w:rFonts w:ascii="Arial" w:eastAsia="Arial" w:hAnsi="Arial"/>
-          <w:b/>
-          <w:sz w:val="22"/>
-          <w:szCs w:val="14"/>
-          <w:shd w:val="clear" w:color="auto" w:fill="B7B7B7"/>
-        </w:rPr>
-        <w:t>5 Mini) at [12/9/2025]</w:t>
-      </w:r>
-    </w:p>
-    <w:bookmarkEnd w:id="2"/>
     <w:p>
       <w:pPr>
         <w:numPr>
@@ -2568,16 +2650,8 @@
       <w:r>
         <w:rPr>
           <w:rFonts w:ascii="Roboto Mono" w:hAnsi="Roboto Mono"/>
-          <w:b/>
-          <w:bCs/>
-        </w:rPr>
-        <w:t>LAN (Local Area Network):</w:t>
-      </w:r>
-      <w:r>
-        <w:rPr>
-          <w:rFonts w:ascii="Roboto Mono" w:hAnsi="Roboto Mono"/>
-        </w:rPr>
-        <w:t xml:space="preserve"> Covers a small area like a home, office, or school.</w:t>
+        </w:rPr>
+        <w:t>Share files and data easily between devices.</w:t>
       </w:r>
     </w:p>
     <w:p>
@@ -2593,16 +2667,8 @@
       <w:r>
         <w:rPr>
           <w:rFonts w:ascii="Roboto Mono" w:hAnsi="Roboto Mono"/>
-          <w:b/>
-          <w:bCs/>
-        </w:rPr>
-        <w:t>WAN (Wide Area Network):</w:t>
-      </w:r>
-      <w:r>
-        <w:rPr>
-          <w:rFonts w:ascii="Roboto Mono" w:hAnsi="Roboto Mono"/>
-        </w:rPr>
-        <w:t xml:space="preserve"> Covers large areas, cities, or countries; the Internet is the largest WAN.</w:t>
+        </w:rPr>
+        <w:t>Share hardware like printers and scanners.</w:t>
       </w:r>
     </w:p>
     <w:p>
@@ -2618,17 +2684,8 @@
       <w:r>
         <w:rPr>
           <w:rFonts w:ascii="Roboto Mono" w:hAnsi="Roboto Mono"/>
-          <w:b/>
-          <w:bCs/>
-        </w:rPr>
-        <w:lastRenderedPageBreak/>
-        <w:t>MAN (Metropolitan Area Network):</w:t>
-      </w:r>
-      <w:r>
-        <w:rPr>
-          <w:rFonts w:ascii="Roboto Mono" w:hAnsi="Roboto Mono"/>
-        </w:rPr>
-        <w:t xml:space="preserve"> Spans a city or large campus.</w:t>
+        </w:rPr>
+        <w:t>Access the internet collectively.</w:t>
       </w:r>
     </w:p>
     <w:p>
@@ -2644,16 +2701,8 @@
       <w:r>
         <w:rPr>
           <w:rFonts w:ascii="Roboto Mono" w:hAnsi="Roboto Mono"/>
-          <w:b/>
-          <w:bCs/>
-        </w:rPr>
-        <w:t>PAN (Personal Area Network):</w:t>
-      </w:r>
-      <w:r>
-        <w:rPr>
-          <w:rFonts w:ascii="Roboto Mono" w:hAnsi="Roboto Mono"/>
-        </w:rPr>
-        <w:t xml:space="preserve"> Connects personal devices like smartphones, tablets, and laptops.</w:t>
+        </w:rPr>
+        <w:t>Enable communication through emails, chats, or video calls.</w:t>
       </w:r>
     </w:p>
     <w:p>
@@ -2669,30 +2718,22 @@
       <w:r>
         <w:rPr>
           <w:rFonts w:ascii="Roboto Mono" w:hAnsi="Roboto Mono"/>
-          <w:b/>
-          <w:bCs/>
-        </w:rPr>
-        <w:t>CAN (Campus Area Network):</w:t>
-      </w:r>
-      <w:r>
-        <w:rPr>
-          <w:rFonts w:ascii="Roboto Mono" w:hAnsi="Roboto Mono"/>
-        </w:rPr>
-        <w:t xml:space="preserve"> Links multiple LANs within a campus or business area.</w:t>
-      </w:r>
-    </w:p>
-    <w:p>
-      <w:pPr>
-        <w:rPr>
-          <w:rFonts w:ascii="Roboto Mono" w:hAnsi="Roboto Mono"/>
-        </w:rPr>
-      </w:pPr>
-      <w:r>
-        <w:rPr>
-          <w:rFonts w:ascii="Roboto Mono" w:hAnsi="Roboto Mono"/>
-        </w:rPr>
-        <w:pict w14:anchorId="04DED3BA">
-          <v:rect id="_x0000_i1034" style="width:0;height:1.5pt" o:hralign="center" o:hrstd="t" o:hr="t" fillcolor="#a0a0a0" stroked="f"/>
+        </w:rPr>
+        <w:t>Support online gaming and streaming services.</w:t>
+      </w:r>
+    </w:p>
+    <w:p>
+      <w:pPr>
+        <w:rPr>
+          <w:rFonts w:ascii="Roboto Mono" w:hAnsi="Roboto Mono"/>
+        </w:rPr>
+      </w:pPr>
+      <w:r>
+        <w:rPr>
+          <w:rFonts w:ascii="Roboto Mono" w:hAnsi="Roboto Mono"/>
+        </w:rPr>
+        <w:pict>
+          <v:rect id="_x0000_i1035" style="width:0;height:1.5pt" o:hralign="center" o:hrstd="t" o:hr="t" fillcolor="#a0a0a0" stroked="f"/>
         </w:pict>
       </w:r>
     </w:p>
@@ -2704,10 +2745,10 @@
         <w:rPr>
           <w:rFonts w:ascii="Segoe UI Emoji" w:hAnsi="Segoe UI Emoji" w:cs="Segoe UI Emoji"/>
         </w:rPr>
-        <w:t>🔧</w:t>
-      </w:r>
-      <w:r>
-        <w:t xml:space="preserve"> What a Network Can Do:</w:t>
+        <w:t>✅</w:t>
+      </w:r>
+      <w:r>
+        <w:t xml:space="preserve"> Key Purposes of Computer Networks:</w:t>
       </w:r>
     </w:p>
     <w:p>
@@ -2733,7 +2774,6 @@
         </w:rPr>
         <w:t xml:space="preserve">: </w:t>
       </w:r>
-      <w:proofErr w:type="spellStart"/>
       <w:r>
         <w:rPr>
           <w:rFonts w:ascii="Arial" w:eastAsia="Arial" w:hAnsi="Arial"/>
@@ -2741,17 +2781,7 @@
           <w:sz w:val="22"/>
           <w:shd w:val="clear" w:color="auto" w:fill="B7B7B7"/>
         </w:rPr>
-        <w:t>Chatgpt</w:t>
-      </w:r>
-      <w:proofErr w:type="spellEnd"/>
-      <w:r>
-        <w:rPr>
-          <w:rFonts w:ascii="Arial" w:eastAsia="Arial" w:hAnsi="Arial"/>
-          <w:b/>
-          <w:sz w:val="22"/>
-          <w:shd w:val="clear" w:color="auto" w:fill="B7B7B7"/>
-        </w:rPr>
-        <w:t xml:space="preserve"> </w:t>
+        <w:t xml:space="preserve">Chatgpt </w:t>
       </w:r>
       <w:r>
         <w:rPr>
@@ -2797,8 +2827,16 @@
       <w:r>
         <w:rPr>
           <w:rFonts w:ascii="Roboto Mono" w:hAnsi="Roboto Mono"/>
-        </w:rPr>
-        <w:t>Share files and data easily between devices.</w:t>
+          <w:b/>
+          <w:bCs/>
+        </w:rPr>
+        <w:t>Resource Sharing:</w:t>
+      </w:r>
+      <w:r>
+        <w:rPr>
+          <w:rFonts w:ascii="Roboto Mono" w:hAnsi="Roboto Mono"/>
+        </w:rPr>
+        <w:t xml:space="preserve"> Reduce costs by sharing printers, storage, and software.</w:t>
       </w:r>
     </w:p>
     <w:p>
@@ -2814,8 +2852,16 @@
       <w:r>
         <w:rPr>
           <w:rFonts w:ascii="Roboto Mono" w:hAnsi="Roboto Mono"/>
-        </w:rPr>
-        <w:t>Share hardware like printers and scanners.</w:t>
+          <w:b/>
+          <w:bCs/>
+        </w:rPr>
+        <w:t>Communication:</w:t>
+      </w:r>
+      <w:r>
+        <w:rPr>
+          <w:rFonts w:ascii="Roboto Mono" w:hAnsi="Roboto Mono"/>
+        </w:rPr>
+        <w:t xml:space="preserve"> Facilitate emails, messaging, and conferencing.</w:t>
       </w:r>
     </w:p>
     <w:p>
@@ -2831,8 +2877,16 @@
       <w:r>
         <w:rPr>
           <w:rFonts w:ascii="Roboto Mono" w:hAnsi="Roboto Mono"/>
-        </w:rPr>
-        <w:t>Access the internet collectively.</w:t>
+          <w:b/>
+          <w:bCs/>
+        </w:rPr>
+        <w:t>Data Access:</w:t>
+      </w:r>
+      <w:r>
+        <w:rPr>
+          <w:rFonts w:ascii="Roboto Mono" w:hAnsi="Roboto Mono"/>
+        </w:rPr>
+        <w:t xml:space="preserve"> Allow multiple users to access the same data or applications.</w:t>
       </w:r>
     </w:p>
     <w:p>
@@ -2848,39 +2902,30 @@
       <w:r>
         <w:rPr>
           <w:rFonts w:ascii="Roboto Mono" w:hAnsi="Roboto Mono"/>
-        </w:rPr>
-        <w:t>Enable communication through emails, chats, or video calls.</w:t>
-      </w:r>
-    </w:p>
-    <w:p>
-      <w:pPr>
-        <w:numPr>
-          <w:ilvl w:val="0"/>
-          <w:numId w:val="11"/>
-        </w:numPr>
-        <w:rPr>
-          <w:rFonts w:ascii="Roboto Mono" w:hAnsi="Roboto Mono"/>
-        </w:rPr>
-      </w:pPr>
-      <w:r>
-        <w:rPr>
-          <w:rFonts w:ascii="Roboto Mono" w:hAnsi="Roboto Mono"/>
-        </w:rPr>
-        <w:t>Support online gaming and streaming services.</w:t>
-      </w:r>
-    </w:p>
-    <w:p>
-      <w:pPr>
-        <w:rPr>
-          <w:rFonts w:ascii="Roboto Mono" w:hAnsi="Roboto Mono"/>
-        </w:rPr>
-      </w:pPr>
-      <w:r>
-        <w:rPr>
-          <w:rFonts w:ascii="Roboto Mono" w:hAnsi="Roboto Mono"/>
-        </w:rPr>
-        <w:pict w14:anchorId="736D3AB8">
-          <v:rect id="_x0000_i1035" style="width:0;height:1.5pt" o:hralign="center" o:hrstd="t" o:hr="t" fillcolor="#a0a0a0" stroked="f"/>
+          <w:b/>
+          <w:bCs/>
+        </w:rPr>
+        <w:t>Centralized Management:</w:t>
+      </w:r>
+      <w:r>
+        <w:rPr>
+          <w:rFonts w:ascii="Roboto Mono" w:hAnsi="Roboto Mono"/>
+        </w:rPr>
+        <w:t xml:space="preserve"> Easier monitoring and management of devices.</w:t>
+      </w:r>
+    </w:p>
+    <w:p>
+      <w:pPr>
+        <w:rPr>
+          <w:rFonts w:ascii="Roboto Mono" w:hAnsi="Roboto Mono"/>
+        </w:rPr>
+      </w:pPr>
+      <w:r>
+        <w:rPr>
+          <w:rFonts w:ascii="Roboto Mono" w:hAnsi="Roboto Mono"/>
+        </w:rPr>
+        <w:pict>
+          <v:rect id="_x0000_i1036" style="width:0;height:1.5pt" o:hralign="center" o:hrstd="t" o:hr="t" fillcolor="#a0a0a0" stroked="f"/>
         </w:pict>
       </w:r>
     </w:p>
@@ -2892,18 +2937,13 @@
         <w:rPr>
           <w:rFonts w:ascii="Segoe UI Emoji" w:hAnsi="Segoe UI Emoji" w:cs="Segoe UI Emoji"/>
         </w:rPr>
-        <w:t>✅</w:t>
-      </w:r>
-      <w:r>
-        <w:t xml:space="preserve"> Key Purposes of Computer Networks:</w:t>
-      </w:r>
-    </w:p>
-    <w:p>
-      <w:pPr>
-        <w:rPr>
-          <w:rFonts w:ascii="Roboto Mono" w:hAnsi="Roboto Mono"/>
-        </w:rPr>
-      </w:pPr>
+        <w:t>📶</w:t>
+      </w:r>
+      <w:r>
+        <w:t xml:space="preserve"> How It Works:</w:t>
+      </w:r>
+    </w:p>
+    <w:p>
       <w:r>
         <w:rPr>
           <w:rFonts w:ascii="Arial" w:eastAsia="Arial" w:hAnsi="Arial"/>
@@ -2921,7 +2961,6 @@
         </w:rPr>
         <w:t xml:space="preserve">: </w:t>
       </w:r>
-      <w:proofErr w:type="spellStart"/>
       <w:r>
         <w:rPr>
           <w:rFonts w:ascii="Arial" w:eastAsia="Arial" w:hAnsi="Arial"/>
@@ -2929,17 +2968,7 @@
           <w:sz w:val="22"/>
           <w:shd w:val="clear" w:color="auto" w:fill="B7B7B7"/>
         </w:rPr>
-        <w:t>Chatgpt</w:t>
-      </w:r>
-      <w:proofErr w:type="spellEnd"/>
-      <w:r>
-        <w:rPr>
-          <w:rFonts w:ascii="Arial" w:eastAsia="Arial" w:hAnsi="Arial"/>
-          <w:b/>
-          <w:sz w:val="22"/>
-          <w:shd w:val="clear" w:color="auto" w:fill="B7B7B7"/>
-        </w:rPr>
-        <w:t xml:space="preserve"> </w:t>
+        <w:t xml:space="preserve">Chatgpt </w:t>
       </w:r>
       <w:r>
         <w:rPr>
@@ -2985,16 +3014,8 @@
       <w:r>
         <w:rPr>
           <w:rFonts w:ascii="Roboto Mono" w:hAnsi="Roboto Mono"/>
-          <w:b/>
-          <w:bCs/>
-        </w:rPr>
-        <w:t>Resource Sharing:</w:t>
-      </w:r>
-      <w:r>
-        <w:rPr>
-          <w:rFonts w:ascii="Roboto Mono" w:hAnsi="Roboto Mono"/>
-        </w:rPr>
-        <w:t xml:space="preserve"> Reduce costs by sharing printers, storage, and software.</w:t>
+        </w:rPr>
+        <w:t>Devices connect through physical cables (Ethernet) or wireless signals (Wi-Fi).</w:t>
       </w:r>
     </w:p>
     <w:p>
@@ -3010,16 +3031,8 @@
       <w:r>
         <w:rPr>
           <w:rFonts w:ascii="Roboto Mono" w:hAnsi="Roboto Mono"/>
-          <w:b/>
-          <w:bCs/>
-        </w:rPr>
-        <w:t>Communication:</w:t>
-      </w:r>
-      <w:r>
-        <w:rPr>
-          <w:rFonts w:ascii="Roboto Mono" w:hAnsi="Roboto Mono"/>
-        </w:rPr>
-        <w:t xml:space="preserve"> Facilitate emails, messaging, and conferencing.</w:t>
+        </w:rPr>
+        <w:t>Data is broken into small packets, sent over the network, and reassembled at the destination.</w:t>
       </w:r>
     </w:p>
     <w:p>
@@ -3035,55 +3048,22 @@
       <w:r>
         <w:rPr>
           <w:rFonts w:ascii="Roboto Mono" w:hAnsi="Roboto Mono"/>
-          <w:b/>
-          <w:bCs/>
-        </w:rPr>
-        <w:t>Data Access:</w:t>
-      </w:r>
-      <w:r>
-        <w:rPr>
-          <w:rFonts w:ascii="Roboto Mono" w:hAnsi="Roboto Mono"/>
-        </w:rPr>
-        <w:t xml:space="preserve"> Allow multiple users to access the same data or applications.</w:t>
-      </w:r>
-    </w:p>
-    <w:p>
-      <w:pPr>
-        <w:numPr>
-          <w:ilvl w:val="0"/>
-          <w:numId w:val="12"/>
-        </w:numPr>
-        <w:rPr>
-          <w:rFonts w:ascii="Roboto Mono" w:hAnsi="Roboto Mono"/>
-        </w:rPr>
-      </w:pPr>
-      <w:r>
-        <w:rPr>
-          <w:rFonts w:ascii="Roboto Mono" w:hAnsi="Roboto Mono"/>
-          <w:b/>
-          <w:bCs/>
-        </w:rPr>
-        <w:t>Centralized Management:</w:t>
-      </w:r>
-      <w:r>
-        <w:rPr>
-          <w:rFonts w:ascii="Roboto Mono" w:hAnsi="Roboto Mono"/>
-        </w:rPr>
-        <w:t xml:space="preserve"> Easier monitoring and management of devices.</w:t>
-      </w:r>
-    </w:p>
-    <w:p>
-      <w:pPr>
-        <w:rPr>
-          <w:rFonts w:ascii="Roboto Mono" w:hAnsi="Roboto Mono"/>
-        </w:rPr>
-      </w:pPr>
-      <w:r>
-        <w:rPr>
-          <w:rFonts w:ascii="Roboto Mono" w:hAnsi="Roboto Mono"/>
-        </w:rPr>
-        <w:pict w14:anchorId="40728EDE">
-          <v:rect id="_x0000_i1036" style="width:0;height:1.5pt" o:hralign="center" o:hrstd="t" o:hr="t" fillcolor="#a0a0a0" stroked="f"/>
+        </w:rPr>
+        <w:t>Network devices like routers and switches direct the data to the right location.</w:t>
+      </w:r>
+    </w:p>
+    <w:p>
+      <w:pPr>
+        <w:rPr>
+          <w:rFonts w:ascii="Roboto Mono" w:hAnsi="Roboto Mono"/>
+        </w:rPr>
+      </w:pPr>
+      <w:r>
+        <w:rPr>
+          <w:rFonts w:ascii="Roboto Mono" w:hAnsi="Roboto Mono"/>
+        </w:rPr>
+        <w:pict>
+          <v:rect id="_x0000_i1037" style="width:0;height:1.5pt" o:hralign="center" o:hrstd="t" o:hr="t" fillcolor="#a0a0a0" stroked="f"/>
         </w:pict>
       </w:r>
     </w:p>
@@ -3095,14 +3075,18 @@
         <w:rPr>
           <w:rFonts w:ascii="Segoe UI Emoji" w:hAnsi="Segoe UI Emoji" w:cs="Segoe UI Emoji"/>
         </w:rPr>
-        <w:lastRenderedPageBreak/>
-        <w:t>📶</w:t>
-      </w:r>
-      <w:r>
-        <w:t xml:space="preserve"> How It Works:</w:t>
-      </w:r>
-    </w:p>
-    <w:p>
+        <w:t>🔧</w:t>
+      </w:r>
+      <w:r>
+        <w:t xml:space="preserve"> Basic Components:</w:t>
+      </w:r>
+    </w:p>
+    <w:p>
+      <w:pPr>
+        <w:rPr>
+          <w:rFonts w:ascii="Roboto Mono" w:hAnsi="Roboto Mono"/>
+        </w:rPr>
+      </w:pPr>
       <w:r>
         <w:rPr>
           <w:rFonts w:ascii="Arial" w:eastAsia="Arial" w:hAnsi="Arial"/>
@@ -3120,7 +3104,6 @@
         </w:rPr>
         <w:t xml:space="preserve">: </w:t>
       </w:r>
-      <w:proofErr w:type="spellStart"/>
       <w:r>
         <w:rPr>
           <w:rFonts w:ascii="Arial" w:eastAsia="Arial" w:hAnsi="Arial"/>
@@ -3128,17 +3111,7 @@
           <w:sz w:val="22"/>
           <w:shd w:val="clear" w:color="auto" w:fill="B7B7B7"/>
         </w:rPr>
-        <w:t>Chatgpt</w:t>
-      </w:r>
-      <w:proofErr w:type="spellEnd"/>
-      <w:r>
-        <w:rPr>
-          <w:rFonts w:ascii="Arial" w:eastAsia="Arial" w:hAnsi="Arial"/>
-          <w:b/>
-          <w:sz w:val="22"/>
-          <w:shd w:val="clear" w:color="auto" w:fill="B7B7B7"/>
-        </w:rPr>
-        <w:t xml:space="preserve"> </w:t>
+        <w:t xml:space="preserve">Chatgpt </w:t>
       </w:r>
       <w:r>
         <w:rPr>
@@ -3184,8 +3157,16 @@
       <w:r>
         <w:rPr>
           <w:rFonts w:ascii="Roboto Mono" w:hAnsi="Roboto Mono"/>
-        </w:rPr>
-        <w:t>Devices connect through physical cables (Ethernet) or wireless signals (Wi-Fi).</w:t>
+          <w:b/>
+          <w:bCs/>
+        </w:rPr>
+        <w:t>Computers/Devices:</w:t>
+      </w:r>
+      <w:r>
+        <w:rPr>
+          <w:rFonts w:ascii="Roboto Mono" w:hAnsi="Roboto Mono"/>
+        </w:rPr>
+        <w:t xml:space="preserve"> Endpoints like PCs, laptops, smartphones.</w:t>
       </w:r>
     </w:p>
     <w:p>
@@ -3201,8 +3182,16 @@
       <w:r>
         <w:rPr>
           <w:rFonts w:ascii="Roboto Mono" w:hAnsi="Roboto Mono"/>
-        </w:rPr>
-        <w:t>Data is broken into small packets, sent over the network, and reassembled at the destination.</w:t>
+          <w:b/>
+          <w:bCs/>
+        </w:rPr>
+        <w:t>Network Interface Cards (NICs):</w:t>
+      </w:r>
+      <w:r>
+        <w:rPr>
+          <w:rFonts w:ascii="Roboto Mono" w:hAnsi="Roboto Mono"/>
+        </w:rPr>
+        <w:t xml:space="preserve"> Allow devices to connect to the network.</w:t>
       </w:r>
     </w:p>
     <w:p>
@@ -3218,118 +3207,23 @@
       <w:r>
         <w:rPr>
           <w:rFonts w:ascii="Roboto Mono" w:hAnsi="Roboto Mono"/>
-        </w:rPr>
-        <w:t>Network devices like routers and switches direct the data to the right location.</w:t>
-      </w:r>
-    </w:p>
-    <w:p>
-      <w:pPr>
-        <w:rPr>
-          <w:rFonts w:ascii="Roboto Mono" w:hAnsi="Roboto Mono"/>
-        </w:rPr>
-      </w:pPr>
-      <w:r>
-        <w:rPr>
-          <w:rFonts w:ascii="Roboto Mono" w:hAnsi="Roboto Mono"/>
-        </w:rPr>
-        <w:pict w14:anchorId="05DFB564">
-          <v:rect id="_x0000_i1037" style="width:0;height:1.5pt" o:hralign="center" o:hrstd="t" o:hr="t" fillcolor="#a0a0a0" stroked="f"/>
-        </w:pict>
-      </w:r>
-    </w:p>
-    <w:p>
-      <w:pPr>
-        <w:pStyle w:val="Heading3"/>
-      </w:pPr>
-      <w:r>
-        <w:rPr>
-          <w:rFonts w:ascii="Segoe UI Emoji" w:hAnsi="Segoe UI Emoji" w:cs="Segoe UI Emoji"/>
-        </w:rPr>
-        <w:t>🔧</w:t>
-      </w:r>
-      <w:r>
-        <w:t xml:space="preserve"> Basic Components:</w:t>
-      </w:r>
-    </w:p>
-    <w:p>
-      <w:pPr>
-        <w:rPr>
-          <w:rFonts w:ascii="Roboto Mono" w:hAnsi="Roboto Mono"/>
-        </w:rPr>
-      </w:pPr>
-      <w:r>
-        <w:rPr>
-          <w:rFonts w:ascii="Arial" w:eastAsia="Arial" w:hAnsi="Arial"/>
-          <w:b/>
-          <w:sz w:val="22"/>
-          <w:shd w:val="clear" w:color="auto" w:fill="B7B7B7"/>
-        </w:rPr>
-        <w:t># Source</w:t>
-      </w:r>
-      <w:r>
-        <w:rPr>
-          <w:rFonts w:ascii="Arial" w:eastAsia="Arial" w:hAnsi="Arial"/>
-          <w:sz w:val="22"/>
-          <w:shd w:val="clear" w:color="auto" w:fill="B7B7B7"/>
-        </w:rPr>
-        <w:t xml:space="preserve">: </w:t>
-      </w:r>
-      <w:proofErr w:type="spellStart"/>
-      <w:r>
-        <w:rPr>
-          <w:rFonts w:ascii="Arial" w:eastAsia="Arial" w:hAnsi="Arial"/>
-          <w:b/>
-          <w:sz w:val="22"/>
-          <w:shd w:val="clear" w:color="auto" w:fill="B7B7B7"/>
-        </w:rPr>
-        <w:t>Chatgpt</w:t>
-      </w:r>
-      <w:proofErr w:type="spellEnd"/>
-      <w:r>
-        <w:rPr>
-          <w:rFonts w:ascii="Arial" w:eastAsia="Arial" w:hAnsi="Arial"/>
-          <w:b/>
-          <w:sz w:val="22"/>
-          <w:shd w:val="clear" w:color="auto" w:fill="B7B7B7"/>
-        </w:rPr>
-        <w:t xml:space="preserve"> </w:t>
-      </w:r>
-      <w:r>
-        <w:rPr>
-          <w:rFonts w:ascii="Arial" w:eastAsia="Arial" w:hAnsi="Arial"/>
-          <w:b/>
-          <w:sz w:val="22"/>
-          <w:szCs w:val="14"/>
-          <w:shd w:val="clear" w:color="auto" w:fill="B7B7B7"/>
-        </w:rPr>
-        <w:t>(GPT</w:t>
-      </w:r>
-      <w:r>
-        <w:rPr>
-          <w:rFonts w:ascii="Arial" w:eastAsia="Arial" w:hAnsi="Arial" w:cs="Cambria Math"/>
-          <w:b/>
-          <w:sz w:val="22"/>
-          <w:szCs w:val="14"/>
-          <w:shd w:val="clear" w:color="auto" w:fill="B7B7B7"/>
-        </w:rPr>
-        <w:t>‑</w:t>
-      </w:r>
-      <w:r>
-        <w:rPr>
-          <w:rFonts w:ascii="Arial" w:eastAsia="Arial" w:hAnsi="Arial"/>
-          <w:b/>
-          <w:sz w:val="22"/>
-          <w:szCs w:val="14"/>
-          <w:shd w:val="clear" w:color="auto" w:fill="B7B7B7"/>
-        </w:rPr>
-        <w:t>5 Mini) at [12/9/2025]</w:t>
+          <w:b/>
+          <w:bCs/>
+        </w:rPr>
+        <w:t>Cables/Wireless Media:</w:t>
+      </w:r>
+      <w:r>
+        <w:rPr>
+          <w:rFonts w:ascii="Roboto Mono" w:hAnsi="Roboto Mono"/>
+        </w:rPr>
+        <w:t xml:space="preserve"> Physical wires (Ethernet) or Wi-Fi signals.</w:t>
       </w:r>
     </w:p>
     <w:p>
       <w:pPr>
         <w:numPr>
           <w:ilvl w:val="0"/>
-          <w:numId w:val="14"/>
+          <w:numId w:val="13"/>
         </w:numPr>
         <w:rPr>
           <w:rFonts w:ascii="Roboto Mono" w:hAnsi="Roboto Mono"/>
@@ -3341,20 +3235,20 @@
           <w:b/>
           <w:bCs/>
         </w:rPr>
-        <w:t>Computers/Devices:</w:t>
-      </w:r>
-      <w:r>
-        <w:rPr>
-          <w:rFonts w:ascii="Roboto Mono" w:hAnsi="Roboto Mono"/>
-        </w:rPr>
-        <w:t xml:space="preserve"> Endpoints like PCs, laptops, smartphones.</w:t>
+        <w:t>Switches &amp; Hubs:</w:t>
+      </w:r>
+      <w:r>
+        <w:rPr>
+          <w:rFonts w:ascii="Roboto Mono" w:hAnsi="Roboto Mono"/>
+        </w:rPr>
+        <w:t xml:space="preserve"> Connect multiple devices within a network.</w:t>
       </w:r>
     </w:p>
     <w:p>
       <w:pPr>
         <w:numPr>
           <w:ilvl w:val="0"/>
-          <w:numId w:val="14"/>
+          <w:numId w:val="13"/>
         </w:numPr>
         <w:rPr>
           <w:rFonts w:ascii="Roboto Mono" w:hAnsi="Roboto Mono"/>
@@ -3366,20 +3260,20 @@
           <w:b/>
           <w:bCs/>
         </w:rPr>
-        <w:t>Network Interface Cards (NICs):</w:t>
-      </w:r>
-      <w:r>
-        <w:rPr>
-          <w:rFonts w:ascii="Roboto Mono" w:hAnsi="Roboto Mono"/>
-        </w:rPr>
-        <w:t xml:space="preserve"> Allow devices to connect to the network.</w:t>
+        <w:t>Routers:</w:t>
+      </w:r>
+      <w:r>
+        <w:rPr>
+          <w:rFonts w:ascii="Roboto Mono" w:hAnsi="Roboto Mono"/>
+        </w:rPr>
+        <w:t xml:space="preserve"> Connect networks and manage data traffic.</w:t>
       </w:r>
     </w:p>
     <w:p>
       <w:pPr>
         <w:numPr>
           <w:ilvl w:val="0"/>
-          <w:numId w:val="14"/>
+          <w:numId w:val="13"/>
         </w:numPr>
         <w:rPr>
           <w:rFonts w:ascii="Roboto Mono" w:hAnsi="Roboto Mono"/>
@@ -3391,81 +3285,6 @@
           <w:b/>
           <w:bCs/>
         </w:rPr>
-        <w:t>Cables/Wireless Media:</w:t>
-      </w:r>
-      <w:r>
-        <w:rPr>
-          <w:rFonts w:ascii="Roboto Mono" w:hAnsi="Roboto Mono"/>
-        </w:rPr>
-        <w:t xml:space="preserve"> Physical wires (Ethernet) or Wi-Fi signals.</w:t>
-      </w:r>
-    </w:p>
-    <w:p>
-      <w:pPr>
-        <w:numPr>
-          <w:ilvl w:val="0"/>
-          <w:numId w:val="14"/>
-        </w:numPr>
-        <w:rPr>
-          <w:rFonts w:ascii="Roboto Mono" w:hAnsi="Roboto Mono"/>
-        </w:rPr>
-      </w:pPr>
-      <w:r>
-        <w:rPr>
-          <w:rFonts w:ascii="Roboto Mono" w:hAnsi="Roboto Mono"/>
-          <w:b/>
-          <w:bCs/>
-        </w:rPr>
-        <w:t>Switches &amp; Hubs:</w:t>
-      </w:r>
-      <w:r>
-        <w:rPr>
-          <w:rFonts w:ascii="Roboto Mono" w:hAnsi="Roboto Mono"/>
-        </w:rPr>
-        <w:t xml:space="preserve"> Connect multiple devices within a network.</w:t>
-      </w:r>
-    </w:p>
-    <w:p>
-      <w:pPr>
-        <w:numPr>
-          <w:ilvl w:val="0"/>
-          <w:numId w:val="14"/>
-        </w:numPr>
-        <w:rPr>
-          <w:rFonts w:ascii="Roboto Mono" w:hAnsi="Roboto Mono"/>
-        </w:rPr>
-      </w:pPr>
-      <w:r>
-        <w:rPr>
-          <w:rFonts w:ascii="Roboto Mono" w:hAnsi="Roboto Mono"/>
-          <w:b/>
-          <w:bCs/>
-        </w:rPr>
-        <w:t>Routers:</w:t>
-      </w:r>
-      <w:r>
-        <w:rPr>
-          <w:rFonts w:ascii="Roboto Mono" w:hAnsi="Roboto Mono"/>
-        </w:rPr>
-        <w:t xml:space="preserve"> Connect networks and manage data traffic.</w:t>
-      </w:r>
-    </w:p>
-    <w:p>
-      <w:pPr>
-        <w:numPr>
-          <w:ilvl w:val="0"/>
-          <w:numId w:val="14"/>
-        </w:numPr>
-        <w:rPr>
-          <w:rFonts w:ascii="Roboto Mono" w:hAnsi="Roboto Mono"/>
-        </w:rPr>
-      </w:pPr>
-      <w:r>
-        <w:rPr>
-          <w:rFonts w:ascii="Roboto Mono" w:hAnsi="Roboto Mono"/>
-          <w:b/>
-          <w:bCs/>
-        </w:rPr>
         <w:t>Servers:</w:t>
       </w:r>
       <w:r>
@@ -3485,7 +3304,7 @@
         <w:rPr>
           <w:rFonts w:ascii="Roboto Mono" w:hAnsi="Roboto Mono"/>
         </w:rPr>
-        <w:pict w14:anchorId="723E6F87">
+        <w:pict>
           <v:rect id="_x0000_i1038" style="width:0;height:1.5pt" o:hralign="center" o:hrstd="t" o:hr="t" fillcolor="#a0a0a0" stroked="f"/>
         </w:pict>
       </w:r>
@@ -3521,7 +3340,6 @@
         </w:rPr>
         <w:t xml:space="preserve">: </w:t>
       </w:r>
-      <w:proofErr w:type="spellStart"/>
       <w:r>
         <w:rPr>
           <w:rFonts w:ascii="Arial" w:eastAsia="Arial" w:hAnsi="Arial"/>
@@ -3529,17 +3347,27 @@
           <w:sz w:val="22"/>
           <w:shd w:val="clear" w:color="auto" w:fill="B7B7B7"/>
         </w:rPr>
-        <w:t>Chatgpt</w:t>
-      </w:r>
-      <w:proofErr w:type="spellEnd"/>
+        <w:t xml:space="preserve">Chatgpt </w:t>
+      </w:r>
       <w:r>
         <w:rPr>
           <w:rFonts w:ascii="Arial" w:eastAsia="Arial" w:hAnsi="Arial"/>
           <w:b/>
           <w:sz w:val="22"/>
-          <w:shd w:val="clear" w:color="auto" w:fill="B7B7B7"/>
-        </w:rPr>
-        <w:t xml:space="preserve"> </w:t>
+          <w:szCs w:val="14"/>
+          <w:shd w:val="clear" w:color="auto" w:fill="B7B7B7"/>
+        </w:rPr>
+        <w:t>(GPT</w:t>
+      </w:r>
+      <w:r>
+        <w:rPr>
+          <w:rFonts w:ascii="Arial" w:eastAsia="Arial" w:hAnsi="Arial" w:cs="Cambria Math"/>
+          <w:b/>
+          <w:sz w:val="22"/>
+          <w:szCs w:val="14"/>
+          <w:shd w:val="clear" w:color="auto" w:fill="B7B7B7"/>
+        </w:rPr>
+        <w:t>‑</w:t>
       </w:r>
       <w:r>
         <w:rPr>
@@ -3549,26 +3377,6 @@
           <w:szCs w:val="14"/>
           <w:shd w:val="clear" w:color="auto" w:fill="B7B7B7"/>
         </w:rPr>
-        <w:t>(GPT</w:t>
-      </w:r>
-      <w:r>
-        <w:rPr>
-          <w:rFonts w:ascii="Arial" w:eastAsia="Arial" w:hAnsi="Arial" w:cs="Cambria Math"/>
-          <w:b/>
-          <w:sz w:val="22"/>
-          <w:szCs w:val="14"/>
-          <w:shd w:val="clear" w:color="auto" w:fill="B7B7B7"/>
-        </w:rPr>
-        <w:t>‑</w:t>
-      </w:r>
-      <w:r>
-        <w:rPr>
-          <w:rFonts w:ascii="Arial" w:eastAsia="Arial" w:hAnsi="Arial"/>
-          <w:b/>
-          <w:sz w:val="22"/>
-          <w:szCs w:val="14"/>
-          <w:shd w:val="clear" w:color="auto" w:fill="B7B7B7"/>
-        </w:rPr>
         <w:t>5 Mini) at [12/9/2025]</w:t>
       </w:r>
     </w:p>
@@ -3596,8 +3404,7 @@
         <w:rPr>
           <w:rFonts w:ascii="Roboto Mono" w:hAnsi="Roboto Mono"/>
         </w:rPr>
-        <w:lastRenderedPageBreak/>
-        <w:pict w14:anchorId="604982B4">
+        <w:pict>
           <v:rect id="_x0000_i1039" style="width:0;height:1.5pt" o:hralign="center" o:hrstd="t" o:hr="t" fillcolor="#a0a0a0" stroked="f"/>
         </w:pict>
       </w:r>
@@ -3609,6 +3416,7 @@
         </w:rPr>
       </w:pPr>
     </w:p>
+    <w:p/>
     <w:sectPr>
       <w:pgSz w:w="12240" w:h="15840"/>
       <w:pgMar w:top="1440" w:right="1440" w:bottom="1440" w:left="1440" w:header="720" w:footer="720" w:gutter="0"/>
@@ -4367,123 +4175,6 @@
     </w:lvl>
   </w:abstractNum>
   <w:abstractNum w:abstractNumId="5" w15:restartNumberingAfterBreak="0">
-    <w:nsid w:val="2EBA5FAB"/>
-    <w:multiLevelType w:val="multilevel"/>
-    <w:tmpl w:val="DB888340"/>
-    <w:lvl w:ilvl="0">
-      <w:start w:val="1"/>
-      <w:numFmt w:val="decimal"/>
-      <w:lvlText w:val="%1."/>
-      <w:lvlJc w:val="left"/>
-      <w:pPr>
-        <w:tabs>
-          <w:tab w:val="num" w:pos="720"/>
-        </w:tabs>
-        <w:ind w:left="720" w:hanging="360"/>
-      </w:pPr>
-    </w:lvl>
-    <w:lvl w:ilvl="1">
-      <w:start w:val="1"/>
-      <w:numFmt w:val="bullet"/>
-      <w:lvlText w:val="o"/>
-      <w:lvlJc w:val="left"/>
-      <w:pPr>
-        <w:tabs>
-          <w:tab w:val="num" w:pos="1440"/>
-        </w:tabs>
-        <w:ind w:left="1440" w:hanging="360"/>
-      </w:pPr>
-      <w:rPr>
-        <w:rFonts w:ascii="Courier New" w:hAnsi="Courier New" w:hint="default"/>
-        <w:sz w:val="20"/>
-      </w:rPr>
-    </w:lvl>
-    <w:lvl w:ilvl="2" w:tentative="1">
-      <w:start w:val="1"/>
-      <w:numFmt w:val="decimal"/>
-      <w:lvlText w:val="%3."/>
-      <w:lvlJc w:val="left"/>
-      <w:pPr>
-        <w:tabs>
-          <w:tab w:val="num" w:pos="2160"/>
-        </w:tabs>
-        <w:ind w:left="2160" w:hanging="360"/>
-      </w:pPr>
-    </w:lvl>
-    <w:lvl w:ilvl="3" w:tentative="1">
-      <w:start w:val="1"/>
-      <w:numFmt w:val="decimal"/>
-      <w:lvlText w:val="%4."/>
-      <w:lvlJc w:val="left"/>
-      <w:pPr>
-        <w:tabs>
-          <w:tab w:val="num" w:pos="2880"/>
-        </w:tabs>
-        <w:ind w:left="2880" w:hanging="360"/>
-      </w:pPr>
-    </w:lvl>
-    <w:lvl w:ilvl="4" w:tentative="1">
-      <w:start w:val="1"/>
-      <w:numFmt w:val="decimal"/>
-      <w:lvlText w:val="%5."/>
-      <w:lvlJc w:val="left"/>
-      <w:pPr>
-        <w:tabs>
-          <w:tab w:val="num" w:pos="3600"/>
-        </w:tabs>
-        <w:ind w:left="3600" w:hanging="360"/>
-      </w:pPr>
-    </w:lvl>
-    <w:lvl w:ilvl="5" w:tentative="1">
-      <w:start w:val="1"/>
-      <w:numFmt w:val="decimal"/>
-      <w:lvlText w:val="%6."/>
-      <w:lvlJc w:val="left"/>
-      <w:pPr>
-        <w:tabs>
-          <w:tab w:val="num" w:pos="4320"/>
-        </w:tabs>
-        <w:ind w:left="4320" w:hanging="360"/>
-      </w:pPr>
-    </w:lvl>
-    <w:lvl w:ilvl="6" w:tentative="1">
-      <w:start w:val="1"/>
-      <w:numFmt w:val="decimal"/>
-      <w:lvlText w:val="%7."/>
-      <w:lvlJc w:val="left"/>
-      <w:pPr>
-        <w:tabs>
-          <w:tab w:val="num" w:pos="5040"/>
-        </w:tabs>
-        <w:ind w:left="5040" w:hanging="360"/>
-      </w:pPr>
-    </w:lvl>
-    <w:lvl w:ilvl="7" w:tentative="1">
-      <w:start w:val="1"/>
-      <w:numFmt w:val="decimal"/>
-      <w:lvlText w:val="%8."/>
-      <w:lvlJc w:val="left"/>
-      <w:pPr>
-        <w:tabs>
-          <w:tab w:val="num" w:pos="5760"/>
-        </w:tabs>
-        <w:ind w:left="5760" w:hanging="360"/>
-      </w:pPr>
-    </w:lvl>
-    <w:lvl w:ilvl="8" w:tentative="1">
-      <w:start w:val="1"/>
-      <w:numFmt w:val="decimal"/>
-      <w:lvlText w:val="%9."/>
-      <w:lvlJc w:val="left"/>
-      <w:pPr>
-        <w:tabs>
-          <w:tab w:val="num" w:pos="6480"/>
-        </w:tabs>
-        <w:ind w:left="6480" w:hanging="360"/>
-      </w:pPr>
-    </w:lvl>
-  </w:abstractNum>
-  <w:abstractNum w:abstractNumId="6" w15:restartNumberingAfterBreak="0">
     <w:nsid w:val="38681B06"/>
     <w:multiLevelType w:val="multilevel"/>
     <w:tmpl w:val="FA7ABA1A"/>
@@ -4596,7 +4287,7 @@
       </w:pPr>
     </w:lvl>
   </w:abstractNum>
-  <w:abstractNum w:abstractNumId="7" w15:restartNumberingAfterBreak="0">
+  <w:abstractNum w:abstractNumId="6" w15:restartNumberingAfterBreak="0">
     <w:nsid w:val="3E784533"/>
     <w:multiLevelType w:val="multilevel"/>
     <w:tmpl w:val="11C61C28"/>
@@ -4745,7 +4436,7 @@
       </w:rPr>
     </w:lvl>
   </w:abstractNum>
-  <w:abstractNum w:abstractNumId="8" w15:restartNumberingAfterBreak="0">
+  <w:abstractNum w:abstractNumId="7" w15:restartNumberingAfterBreak="0">
     <w:nsid w:val="3F5E337A"/>
     <w:multiLevelType w:val="multilevel"/>
     <w:tmpl w:val="3D323AC0"/>
@@ -4858,7 +4549,7 @@
       </w:pPr>
     </w:lvl>
   </w:abstractNum>
-  <w:abstractNum w:abstractNumId="9" w15:restartNumberingAfterBreak="0">
+  <w:abstractNum w:abstractNumId="8" w15:restartNumberingAfterBreak="0">
     <w:nsid w:val="48070A92"/>
     <w:multiLevelType w:val="multilevel"/>
     <w:tmpl w:val="6A1087A6"/>
@@ -5007,7 +4698,7 @@
       </w:rPr>
     </w:lvl>
   </w:abstractNum>
-  <w:abstractNum w:abstractNumId="10" w15:restartNumberingAfterBreak="0">
+  <w:abstractNum w:abstractNumId="9" w15:restartNumberingAfterBreak="0">
     <w:nsid w:val="5CA74F9A"/>
     <w:multiLevelType w:val="multilevel"/>
     <w:tmpl w:val="FBEC59C8"/>
@@ -5156,7 +4847,7 @@
       </w:rPr>
     </w:lvl>
   </w:abstractNum>
-  <w:abstractNum w:abstractNumId="11" w15:restartNumberingAfterBreak="0">
+  <w:abstractNum w:abstractNumId="10" w15:restartNumberingAfterBreak="0">
     <w:nsid w:val="6F100A5B"/>
     <w:multiLevelType w:val="multilevel"/>
     <w:tmpl w:val="F06606F8"/>
@@ -5305,7 +4996,7 @@
       </w:rPr>
     </w:lvl>
   </w:abstractNum>
-  <w:abstractNum w:abstractNumId="12" w15:restartNumberingAfterBreak="0">
+  <w:abstractNum w:abstractNumId="11" w15:restartNumberingAfterBreak="0">
     <w:nsid w:val="760913A8"/>
     <w:multiLevelType w:val="multilevel"/>
     <w:tmpl w:val="8E04C870"/>
@@ -5454,7 +5145,7 @@
       </w:rPr>
     </w:lvl>
   </w:abstractNum>
-  <w:abstractNum w:abstractNumId="13" w15:restartNumberingAfterBreak="0">
+  <w:abstractNum w:abstractNumId="12" w15:restartNumberingAfterBreak="0">
     <w:nsid w:val="7EEA2A8C"/>
     <w:multiLevelType w:val="multilevel"/>
     <w:tmpl w:val="D7CEAA52"/>
@@ -5567,47 +5258,44 @@
       </w:pPr>
     </w:lvl>
   </w:abstractNum>
-  <w:num w:numId="1" w16cid:durableId="1324165888">
+  <w:num w:numId="1" w16cid:durableId="1222209980">
+    <w:abstractNumId w:val="8"/>
+  </w:num>
+  <w:num w:numId="2" w16cid:durableId="288364991">
+    <w:abstractNumId w:val="0"/>
+  </w:num>
+  <w:num w:numId="3" w16cid:durableId="1304970811">
+    <w:abstractNumId w:val="10"/>
+  </w:num>
+  <w:num w:numId="4" w16cid:durableId="789520418">
+    <w:abstractNumId w:val="1"/>
+  </w:num>
+  <w:num w:numId="5" w16cid:durableId="1989312454">
+    <w:abstractNumId w:val="11"/>
+  </w:num>
+  <w:num w:numId="6" w16cid:durableId="750394313">
+    <w:abstractNumId w:val="3"/>
+  </w:num>
+  <w:num w:numId="7" w16cid:durableId="794830860">
+    <w:abstractNumId w:val="4"/>
+  </w:num>
+  <w:num w:numId="8" w16cid:durableId="1534730512">
+    <w:abstractNumId w:val="2"/>
+  </w:num>
+  <w:num w:numId="9" w16cid:durableId="487794532">
+    <w:abstractNumId w:val="7"/>
+  </w:num>
+  <w:num w:numId="10" w16cid:durableId="1550416728">
+    <w:abstractNumId w:val="9"/>
+  </w:num>
+  <w:num w:numId="11" w16cid:durableId="397481326">
     <w:abstractNumId w:val="5"/>
   </w:num>
-  <w:num w:numId="2" w16cid:durableId="1222209980">
-    <w:abstractNumId w:val="9"/>
-  </w:num>
-  <w:num w:numId="3" w16cid:durableId="288364991">
-    <w:abstractNumId w:val="0"/>
-  </w:num>
-  <w:num w:numId="4" w16cid:durableId="1304970811">
-    <w:abstractNumId w:val="11"/>
-  </w:num>
-  <w:num w:numId="5" w16cid:durableId="789520418">
-    <w:abstractNumId w:val="1"/>
-  </w:num>
-  <w:num w:numId="6" w16cid:durableId="1989312454">
-    <w:abstractNumId w:val="12"/>
-  </w:num>
-  <w:num w:numId="7" w16cid:durableId="750394313">
-    <w:abstractNumId w:val="3"/>
-  </w:num>
-  <w:num w:numId="8" w16cid:durableId="794830860">
-    <w:abstractNumId w:val="4"/>
-  </w:num>
-  <w:num w:numId="9" w16cid:durableId="1534730512">
-    <w:abstractNumId w:val="2"/>
-  </w:num>
-  <w:num w:numId="10" w16cid:durableId="487794532">
-    <w:abstractNumId w:val="8"/>
-  </w:num>
-  <w:num w:numId="11" w16cid:durableId="1550416728">
-    <w:abstractNumId w:val="10"/>
-  </w:num>
-  <w:num w:numId="12" w16cid:durableId="397481326">
+  <w:num w:numId="12" w16cid:durableId="1193571065">
     <w:abstractNumId w:val="6"/>
   </w:num>
-  <w:num w:numId="13" w16cid:durableId="1193571065">
-    <w:abstractNumId w:val="7"/>
-  </w:num>
-  <w:num w:numId="14" w16cid:durableId="1335036946">
-    <w:abstractNumId w:val="13"/>
+  <w:num w:numId="13" w16cid:durableId="1335036946">
+    <w:abstractNumId w:val="12"/>
   </w:num>
 </w:numbering>
 </file>
@@ -6012,7 +5700,7 @@
   <w:style w:type="paragraph" w:default="1" w:styleId="Normal">
     <w:name w:val="Normal"/>
     <w:qFormat/>
-    <w:rsid w:val="00153E6D"/>
+    <w:rsid w:val="009066BA"/>
   </w:style>
   <w:style w:type="paragraph" w:styleId="Heading1">
     <w:name w:val="heading 1"/>
@@ -6021,7 +5709,7 @@
     <w:link w:val="Heading1Char"/>
     <w:uiPriority w:val="9"/>
     <w:qFormat/>
-    <w:rsid w:val="00AF611C"/>
+    <w:rsid w:val="009066BA"/>
     <w:pPr>
       <w:keepNext/>
       <w:keepLines/>
@@ -6043,7 +5731,7 @@
     <w:uiPriority w:val="9"/>
     <w:unhideWhenUsed/>
     <w:qFormat/>
-    <w:rsid w:val="00AF611C"/>
+    <w:rsid w:val="009066BA"/>
     <w:pPr>
       <w:keepNext/>
       <w:keepLines/>
@@ -6065,7 +5753,7 @@
     <w:uiPriority w:val="9"/>
     <w:unhideWhenUsed/>
     <w:qFormat/>
-    <w:rsid w:val="00AF611C"/>
+    <w:rsid w:val="009066BA"/>
     <w:pPr>
       <w:keepNext/>
       <w:keepLines/>
@@ -6088,7 +5776,7 @@
     <w:semiHidden/>
     <w:unhideWhenUsed/>
     <w:qFormat/>
-    <w:rsid w:val="00AF611C"/>
+    <w:rsid w:val="009066BA"/>
     <w:pPr>
       <w:keepNext/>
       <w:keepLines/>
@@ -6111,7 +5799,7 @@
     <w:semiHidden/>
     <w:unhideWhenUsed/>
     <w:qFormat/>
-    <w:rsid w:val="00AF611C"/>
+    <w:rsid w:val="009066BA"/>
     <w:pPr>
       <w:keepNext/>
       <w:keepLines/>
@@ -6132,7 +5820,7 @@
     <w:semiHidden/>
     <w:unhideWhenUsed/>
     <w:qFormat/>
-    <w:rsid w:val="00AF611C"/>
+    <w:rsid w:val="009066BA"/>
     <w:pPr>
       <w:keepNext/>
       <w:keepLines/>
@@ -6155,7 +5843,7 @@
     <w:semiHidden/>
     <w:unhideWhenUsed/>
     <w:qFormat/>
-    <w:rsid w:val="00AF611C"/>
+    <w:rsid w:val="009066BA"/>
     <w:pPr>
       <w:keepNext/>
       <w:keepLines/>
@@ -6176,7 +5864,7 @@
     <w:semiHidden/>
     <w:unhideWhenUsed/>
     <w:qFormat/>
-    <w:rsid w:val="00AF611C"/>
+    <w:rsid w:val="009066BA"/>
     <w:pPr>
       <w:keepNext/>
       <w:keepLines/>
@@ -6199,7 +5887,7 @@
     <w:semiHidden/>
     <w:unhideWhenUsed/>
     <w:qFormat/>
-    <w:rsid w:val="00AF611C"/>
+    <w:rsid w:val="009066BA"/>
     <w:pPr>
       <w:keepNext/>
       <w:keepLines/>
@@ -6243,7 +5931,7 @@
     <w:basedOn w:val="DefaultParagraphFont"/>
     <w:link w:val="Heading1"/>
     <w:uiPriority w:val="9"/>
-    <w:rsid w:val="00AF611C"/>
+    <w:rsid w:val="009066BA"/>
     <w:rPr>
       <w:rFonts w:asciiTheme="majorHAnsi" w:eastAsiaTheme="majorEastAsia" w:hAnsiTheme="majorHAnsi" w:cstheme="majorBidi"/>
       <w:color w:val="2F5496" w:themeColor="accent1" w:themeShade="BF"/>
@@ -6256,7 +5944,7 @@
     <w:basedOn w:val="DefaultParagraphFont"/>
     <w:link w:val="Heading2"/>
     <w:uiPriority w:val="9"/>
-    <w:rsid w:val="00AF611C"/>
+    <w:rsid w:val="009066BA"/>
     <w:rPr>
       <w:rFonts w:asciiTheme="majorHAnsi" w:eastAsiaTheme="majorEastAsia" w:hAnsiTheme="majorHAnsi" w:cstheme="majorBidi"/>
       <w:color w:val="2F5496" w:themeColor="accent1" w:themeShade="BF"/>
@@ -6269,7 +5957,7 @@
     <w:basedOn w:val="DefaultParagraphFont"/>
     <w:link w:val="Heading3"/>
     <w:uiPriority w:val="9"/>
-    <w:rsid w:val="00AF611C"/>
+    <w:rsid w:val="009066BA"/>
     <w:rPr>
       <w:rFonts w:eastAsiaTheme="majorEastAsia" w:cstheme="majorBidi"/>
       <w:color w:val="2F5496" w:themeColor="accent1" w:themeShade="BF"/>
@@ -6283,7 +5971,7 @@
     <w:link w:val="Heading4"/>
     <w:uiPriority w:val="9"/>
     <w:semiHidden/>
-    <w:rsid w:val="00AF611C"/>
+    <w:rsid w:val="009066BA"/>
     <w:rPr>
       <w:rFonts w:eastAsiaTheme="majorEastAsia" w:cstheme="majorBidi"/>
       <w:i/>
@@ -6297,7 +5985,7 @@
     <w:link w:val="Heading5"/>
     <w:uiPriority w:val="9"/>
     <w:semiHidden/>
-    <w:rsid w:val="00AF611C"/>
+    <w:rsid w:val="009066BA"/>
     <w:rPr>
       <w:rFonts w:eastAsiaTheme="majorEastAsia" w:cstheme="majorBidi"/>
       <w:color w:val="2F5496" w:themeColor="accent1" w:themeShade="BF"/>
@@ -6309,7 +5997,7 @@
     <w:link w:val="Heading6"/>
     <w:uiPriority w:val="9"/>
     <w:semiHidden/>
-    <w:rsid w:val="00AF611C"/>
+    <w:rsid w:val="009066BA"/>
     <w:rPr>
       <w:rFonts w:eastAsiaTheme="majorEastAsia" w:cstheme="majorBidi"/>
       <w:i/>
@@ -6323,7 +6011,7 @@
     <w:link w:val="Heading7"/>
     <w:uiPriority w:val="9"/>
     <w:semiHidden/>
-    <w:rsid w:val="00AF611C"/>
+    <w:rsid w:val="009066BA"/>
     <w:rPr>
       <w:rFonts w:eastAsiaTheme="majorEastAsia" w:cstheme="majorBidi"/>
       <w:color w:val="595959" w:themeColor="text1" w:themeTint="A6"/>
@@ -6335,7 +6023,7 @@
     <w:link w:val="Heading8"/>
     <w:uiPriority w:val="9"/>
     <w:semiHidden/>
-    <w:rsid w:val="00AF611C"/>
+    <w:rsid w:val="009066BA"/>
     <w:rPr>
       <w:rFonts w:eastAsiaTheme="majorEastAsia" w:cstheme="majorBidi"/>
       <w:i/>
@@ -6349,7 +6037,7 @@
     <w:link w:val="Heading9"/>
     <w:uiPriority w:val="9"/>
     <w:semiHidden/>
-    <w:rsid w:val="00AF611C"/>
+    <w:rsid w:val="009066BA"/>
     <w:rPr>
       <w:rFonts w:eastAsiaTheme="majorEastAsia" w:cstheme="majorBidi"/>
       <w:color w:val="272727" w:themeColor="text1" w:themeTint="D8"/>
@@ -6362,7 +6050,7 @@
     <w:link w:val="TitleChar"/>
     <w:uiPriority w:val="10"/>
     <w:qFormat/>
-    <w:rsid w:val="00AF611C"/>
+    <w:rsid w:val="009066BA"/>
     <w:pPr>
       <w:spacing w:after="80" w:line="240" w:lineRule="auto"/>
       <w:contextualSpacing/>
@@ -6380,7 +6068,7 @@
     <w:basedOn w:val="DefaultParagraphFont"/>
     <w:link w:val="Title"/>
     <w:uiPriority w:val="10"/>
-    <w:rsid w:val="00AF611C"/>
+    <w:rsid w:val="009066BA"/>
     <w:rPr>
       <w:rFonts w:asciiTheme="majorHAnsi" w:eastAsiaTheme="majorEastAsia" w:hAnsiTheme="majorHAnsi" w:cstheme="majorBidi"/>
       <w:spacing w:val="-10"/>
@@ -6396,7 +6084,7 @@
     <w:link w:val="SubtitleChar"/>
     <w:uiPriority w:val="11"/>
     <w:qFormat/>
-    <w:rsid w:val="00AF611C"/>
+    <w:rsid w:val="009066BA"/>
     <w:pPr>
       <w:numPr>
         <w:ilvl w:val="1"/>
@@ -6415,7 +6103,7 @@
     <w:basedOn w:val="DefaultParagraphFont"/>
     <w:link w:val="Subtitle"/>
     <w:uiPriority w:val="11"/>
-    <w:rsid w:val="00AF611C"/>
+    <w:rsid w:val="009066BA"/>
     <w:rPr>
       <w:rFonts w:eastAsiaTheme="majorEastAsia" w:cstheme="majorBidi"/>
       <w:color w:val="595959" w:themeColor="text1" w:themeTint="A6"/>
@@ -6431,7 +6119,7 @@
     <w:link w:val="QuoteChar"/>
     <w:uiPriority w:val="29"/>
     <w:qFormat/>
-    <w:rsid w:val="00AF611C"/>
+    <w:rsid w:val="009066BA"/>
     <w:pPr>
       <w:spacing w:before="160"/>
       <w:jc w:val="center"/>
@@ -6447,7 +6135,7 @@
     <w:basedOn w:val="DefaultParagraphFont"/>
     <w:link w:val="Quote"/>
     <w:uiPriority w:val="29"/>
-    <w:rsid w:val="00AF611C"/>
+    <w:rsid w:val="009066BA"/>
     <w:rPr>
       <w:i/>
       <w:iCs/>
@@ -6459,7 +6147,7 @@
     <w:basedOn w:val="Normal"/>
     <w:uiPriority w:val="34"/>
     <w:qFormat/>
-    <w:rsid w:val="00AF611C"/>
+    <w:rsid w:val="009066BA"/>
     <w:pPr>
       <w:ind w:left="720"/>
       <w:contextualSpacing/>
@@ -6470,7 +6158,7 @@
     <w:basedOn w:val="DefaultParagraphFont"/>
     <w:uiPriority w:val="21"/>
     <w:qFormat/>
-    <w:rsid w:val="00AF611C"/>
+    <w:rsid w:val="009066BA"/>
     <w:rPr>
       <w:i/>
       <w:iCs/>
@@ -6484,7 +6172,7 @@
     <w:link w:val="IntenseQuoteChar"/>
     <w:uiPriority w:val="30"/>
     <w:qFormat/>
-    <w:rsid w:val="00AF611C"/>
+    <w:rsid w:val="009066BA"/>
     <w:pPr>
       <w:pBdr>
         <w:top w:val="single" w:sz="4" w:space="10" w:color="2F5496" w:themeColor="accent1" w:themeShade="BF"/>
@@ -6505,7 +6193,7 @@
     <w:basedOn w:val="DefaultParagraphFont"/>
     <w:link w:val="IntenseQuote"/>
     <w:uiPriority w:val="30"/>
-    <w:rsid w:val="00AF611C"/>
+    <w:rsid w:val="009066BA"/>
     <w:rPr>
       <w:i/>
       <w:iCs/>
@@ -6517,24 +6205,13 @@
     <w:basedOn w:val="DefaultParagraphFont"/>
     <w:uiPriority w:val="32"/>
     <w:qFormat/>
-    <w:rsid w:val="00AF611C"/>
+    <w:rsid w:val="009066BA"/>
     <w:rPr>
       <w:b/>
       <w:bCs/>
       <w:smallCaps/>
       <w:color w:val="2F5496" w:themeColor="accent1" w:themeShade="BF"/>
       <w:spacing w:val="5"/>
-    </w:rPr>
-  </w:style>
-  <w:style w:type="paragraph" w:styleId="NormalWeb">
-    <w:name w:val="Normal (Web)"/>
-    <w:basedOn w:val="Normal"/>
-    <w:uiPriority w:val="99"/>
-    <w:semiHidden/>
-    <w:unhideWhenUsed/>
-    <w:rsid w:val="00197543"/>
-    <w:rPr>
-      <w:rFonts w:ascii="Times New Roman" w:hAnsi="Times New Roman" w:cs="Times New Roman"/>
     </w:rPr>
   </w:style>
 </w:styles>
